--- a/backend-exhibits/Box to Google (MyDrive & ShareDrive) standard included.docx
+++ b/backend-exhibits/Box to Google (MyDrive & ShareDrive) standard included.docx
@@ -39,14 +39,14 @@
               <w:ind w:left="52"/>
               <w:jc w:val="center"/>
               <w:rPr>
-                <w:rFonts w:ascii="Arial" w:hAnsi="Arial" w:cs="Arial"/>
-                <w:sz w:val="21"/>
-                <w:szCs w:val="21"/>
-              </w:rPr>
-            </w:pPr>
-            <w:r>
-              <w:rPr>
-                <w:rFonts w:ascii="Arial" w:eastAsia="Arial" w:hAnsi="Arial" w:cs="Arial"/>
+                <w:rFonts w:ascii="Arial" w:hAnsi="Arial" w:cs="Arial" w:eastAsia="Arial"/>
+                <w:sz w:val="21"/>
+                <w:szCs w:val="21"/>
+              </w:rPr>
+            </w:pPr>
+            <w:r>
+              <w:rPr>
+                <w:rFonts w:ascii="Arial" w:hAnsi="Arial" w:cs="Arial" w:eastAsia="Arial"/>
                 <w:b/>
                 <w:sz w:val="21"/>
                 <w:szCs w:val="21"/>
@@ -55,7 +55,7 @@
             </w:r>
             <w:r>
               <w:rPr>
-                <w:rFonts w:ascii="Arial" w:eastAsia="Arial" w:hAnsi="Arial" w:cs="Arial"/>
+                <w:rFonts w:ascii="Arial" w:hAnsi="Arial" w:cs="Arial" w:eastAsia="Arial"/>
                 <w:b/>
                 <w:sz w:val="21"/>
                 <w:szCs w:val="21"/>
@@ -64,7 +64,7 @@
             </w:r>
             <w:r>
               <w:rPr>
-                <w:rFonts w:ascii="Arial" w:eastAsia="Arial" w:hAnsi="Arial" w:cs="Arial"/>
+                <w:rFonts w:ascii="Arial" w:hAnsi="Arial" w:cs="Arial" w:eastAsia="Arial"/>
                 <w:b/>
                 <w:sz w:val="21"/>
                 <w:szCs w:val="21"/>
@@ -92,16 +92,16 @@
             <w:pPr>
               <w:ind w:left="3"/>
               <w:rPr>
-                <w:rFonts w:ascii="Arial" w:hAnsi="Arial" w:cs="Arial"/>
-                <w:b/>
-                <w:bCs/>
-                <w:sz w:val="21"/>
-                <w:szCs w:val="21"/>
-              </w:rPr>
-            </w:pPr>
-            <w:r>
-              <w:rPr>
-                <w:rFonts w:ascii="Arial" w:hAnsi="Arial" w:cs="Arial"/>
+                <w:rFonts w:ascii="Arial" w:hAnsi="Arial" w:cs="Arial" w:eastAsia="Arial"/>
+                <w:b/>
+                <w:bCs/>
+                <w:sz w:val="21"/>
+                <w:szCs w:val="21"/>
+              </w:rPr>
+            </w:pPr>
+            <w:r>
+              <w:rPr>
+                <w:rFonts w:ascii="Arial" w:hAnsi="Arial" w:cs="Arial" w:eastAsia="Arial"/>
                 <w:b/>
                 <w:bCs/>
                 <w:sz w:val="21"/>
@@ -124,14 +124,14 @@
           <w:p>
             <w:pPr>
               <w:rPr>
-                <w:rFonts w:ascii="Arial" w:hAnsi="Arial" w:cs="Arial"/>
-                <w:sz w:val="21"/>
-                <w:szCs w:val="21"/>
-              </w:rPr>
-            </w:pPr>
-            <w:r>
-              <w:rPr>
-                <w:rFonts w:ascii="Arial" w:hAnsi="Arial" w:cs="Arial"/>
+                <w:rFonts w:ascii="Arial" w:hAnsi="Arial" w:cs="Arial" w:eastAsia="Arial"/>
+                <w:sz w:val="21"/>
+                <w:szCs w:val="21"/>
+              </w:rPr>
+            </w:pPr>
+            <w:r>
+              <w:rPr>
+                <w:rFonts w:ascii="Arial" w:hAnsi="Arial" w:cs="Arial" w:eastAsia="Arial"/>
                 <w:sz w:val="21"/>
                 <w:szCs w:val="21"/>
               </w:rPr>
@@ -139,7 +139,7 @@
             </w:r>
             <w:r>
               <w:rPr>
-                <w:rFonts w:ascii="Arial" w:hAnsi="Arial" w:cs="Arial"/>
+                <w:rFonts w:ascii="Arial" w:hAnsi="Arial" w:cs="Arial" w:eastAsia="Arial"/>
                 <w:sz w:val="21"/>
                 <w:szCs w:val="21"/>
               </w:rPr>
@@ -166,16 +166,16 @@
             <w:pPr>
               <w:ind w:left="3"/>
               <w:rPr>
-                <w:rFonts w:ascii="Arial" w:hAnsi="Arial" w:cs="Arial"/>
-                <w:b/>
-                <w:bCs/>
-                <w:sz w:val="21"/>
-                <w:szCs w:val="21"/>
-              </w:rPr>
-            </w:pPr>
-            <w:r>
-              <w:rPr>
-                <w:rFonts w:ascii="Arial" w:hAnsi="Arial" w:cs="Arial"/>
+                <w:rFonts w:ascii="Arial" w:hAnsi="Arial" w:cs="Arial" w:eastAsia="Arial"/>
+                <w:b/>
+                <w:bCs/>
+                <w:sz w:val="21"/>
+                <w:szCs w:val="21"/>
+              </w:rPr>
+            </w:pPr>
+            <w:r>
+              <w:rPr>
+                <w:rFonts w:ascii="Arial" w:hAnsi="Arial" w:cs="Arial" w:eastAsia="Arial"/>
                 <w:b/>
                 <w:bCs/>
                 <w:sz w:val="21"/>
@@ -199,14 +199,14 @@
             <w:pPr>
               <w:spacing w:line="240" w:lineRule="auto"/>
               <w:rPr>
-                <w:rFonts w:ascii="Arial" w:eastAsia="Times New Roman" w:hAnsi="Arial" w:cs="Arial"/>
-                <w:sz w:val="21"/>
-                <w:szCs w:val="21"/>
-              </w:rPr>
-            </w:pPr>
-            <w:r>
-              <w:rPr>
-                <w:rFonts w:ascii="Arial" w:hAnsi="Arial" w:cs="Arial"/>
+                <w:rFonts w:ascii="Arial" w:hAnsi="Arial" w:cs="Arial" w:eastAsia="Arial"/>
+                <w:sz w:val="21"/>
+                <w:szCs w:val="21"/>
+              </w:rPr>
+            </w:pPr>
+            <w:r>
+              <w:rPr>
+                <w:rFonts w:ascii="Arial" w:hAnsi="Arial" w:cs="Arial" w:eastAsia="Arial"/>
                 <w:sz w:val="21"/>
                 <w:szCs w:val="21"/>
               </w:rPr>
@@ -216,7 +216,7 @@
           <w:p>
             <w:pPr>
               <w:rPr>
-                <w:rFonts w:ascii="Arial" w:hAnsi="Arial" w:cs="Arial"/>
+                <w:rFonts w:ascii="Arial" w:hAnsi="Arial" w:cs="Arial" w:eastAsia="Arial"/>
                 <w:sz w:val="21"/>
                 <w:szCs w:val="21"/>
               </w:rPr>
@@ -242,16 +242,16 @@
             <w:pPr>
               <w:ind w:left="3"/>
               <w:rPr>
-                <w:rFonts w:ascii="Arial" w:hAnsi="Arial" w:cs="Arial"/>
-                <w:b/>
-                <w:bCs/>
-                <w:sz w:val="21"/>
-                <w:szCs w:val="21"/>
-              </w:rPr>
-            </w:pPr>
-            <w:r>
-              <w:rPr>
-                <w:rFonts w:ascii="Arial" w:hAnsi="Arial" w:cs="Arial"/>
+                <w:rFonts w:ascii="Arial" w:hAnsi="Arial" w:cs="Arial" w:eastAsia="Arial"/>
+                <w:b/>
+                <w:bCs/>
+                <w:sz w:val="21"/>
+                <w:szCs w:val="21"/>
+              </w:rPr>
+            </w:pPr>
+            <w:r>
+              <w:rPr>
+                <w:rFonts w:ascii="Arial" w:hAnsi="Arial" w:cs="Arial" w:eastAsia="Arial"/>
                 <w:b/>
                 <w:bCs/>
                 <w:sz w:val="21"/>
@@ -274,14 +274,14 @@
           <w:p>
             <w:pPr>
               <w:rPr>
-                <w:rFonts w:ascii="Arial" w:hAnsi="Arial" w:cs="Arial"/>
-                <w:sz w:val="21"/>
-                <w:szCs w:val="21"/>
-              </w:rPr>
-            </w:pPr>
-            <w:r>
-              <w:rPr>
-                <w:rFonts w:ascii="Arial" w:hAnsi="Arial" w:cs="Arial"/>
+                <w:rFonts w:ascii="Arial" w:hAnsi="Arial" w:cs="Arial" w:eastAsia="Arial"/>
+                <w:sz w:val="21"/>
+                <w:szCs w:val="21"/>
+              </w:rPr>
+            </w:pPr>
+            <w:r>
+              <w:rPr>
+                <w:rFonts w:ascii="Arial" w:hAnsi="Arial" w:cs="Arial" w:eastAsia="Arial"/>
                 <w:sz w:val="21"/>
                 <w:szCs w:val="21"/>
               </w:rPr>
@@ -290,7 +290,7 @@
             <w:proofErr w:type="spellStart"/>
             <w:r>
               <w:rPr>
-                <w:rFonts w:ascii="Arial" w:hAnsi="Arial" w:cs="Arial"/>
+                <w:rFonts w:ascii="Arial" w:hAnsi="Arial" w:cs="Arial" w:eastAsia="Arial"/>
                 <w:sz w:val="21"/>
                 <w:szCs w:val="21"/>
               </w:rPr>
@@ -299,7 +299,7 @@
             <w:proofErr w:type="spellEnd"/>
             <w:r>
               <w:rPr>
-                <w:rFonts w:ascii="Arial" w:hAnsi="Arial" w:cs="Arial"/>
+                <w:rFonts w:ascii="Arial" w:hAnsi="Arial" w:cs="Arial" w:eastAsia="Arial"/>
                 <w:sz w:val="21"/>
                 <w:szCs w:val="21"/>
               </w:rPr>
@@ -326,16 +326,16 @@
             <w:pPr>
               <w:ind w:left="3"/>
               <w:rPr>
-                <w:rFonts w:ascii="Arial" w:hAnsi="Arial" w:cs="Arial"/>
-                <w:b/>
-                <w:bCs/>
-                <w:sz w:val="21"/>
-                <w:szCs w:val="21"/>
-              </w:rPr>
-            </w:pPr>
-            <w:r>
-              <w:rPr>
-                <w:rFonts w:ascii="Arial" w:hAnsi="Arial" w:cs="Arial"/>
+                <w:rFonts w:ascii="Arial" w:hAnsi="Arial" w:cs="Arial" w:eastAsia="Arial"/>
+                <w:b/>
+                <w:bCs/>
+                <w:sz w:val="21"/>
+                <w:szCs w:val="21"/>
+              </w:rPr>
+            </w:pPr>
+            <w:r>
+              <w:rPr>
+                <w:rFonts w:ascii="Arial" w:hAnsi="Arial" w:cs="Arial" w:eastAsia="Arial"/>
                 <w:b/>
                 <w:bCs/>
                 <w:sz w:val="21"/>
@@ -358,14 +358,14 @@
           <w:p>
             <w:pPr>
               <w:rPr>
-                <w:rFonts w:ascii="Arial" w:hAnsi="Arial" w:cs="Arial"/>
-                <w:sz w:val="21"/>
-                <w:szCs w:val="21"/>
-              </w:rPr>
-            </w:pPr>
-            <w:r>
-              <w:rPr>
-                <w:rFonts w:ascii="Arial" w:hAnsi="Arial" w:cs="Arial"/>
+                <w:rFonts w:ascii="Arial" w:hAnsi="Arial" w:cs="Arial" w:eastAsia="Arial"/>
+                <w:sz w:val="21"/>
+                <w:szCs w:val="21"/>
+              </w:rPr>
+            </w:pPr>
+            <w:r>
+              <w:rPr>
+                <w:rFonts w:ascii="Arial" w:hAnsi="Arial" w:cs="Arial" w:eastAsia="Arial"/>
                 <w:sz w:val="21"/>
                 <w:szCs w:val="21"/>
               </w:rPr>
@@ -392,16 +392,16 @@
             <w:pPr>
               <w:ind w:left="3"/>
               <w:rPr>
-                <w:rFonts w:ascii="Arial" w:hAnsi="Arial" w:cs="Arial"/>
-                <w:b/>
-                <w:bCs/>
-                <w:sz w:val="21"/>
-                <w:szCs w:val="21"/>
-              </w:rPr>
-            </w:pPr>
-            <w:r>
-              <w:rPr>
-                <w:rFonts w:ascii="Arial" w:hAnsi="Arial" w:cs="Arial"/>
+                <w:rFonts w:ascii="Arial" w:hAnsi="Arial" w:cs="Arial" w:eastAsia="Arial"/>
+                <w:b/>
+                <w:bCs/>
+                <w:sz w:val="21"/>
+                <w:szCs w:val="21"/>
+              </w:rPr>
+            </w:pPr>
+            <w:r>
+              <w:rPr>
+                <w:rFonts w:ascii="Arial" w:hAnsi="Arial" w:cs="Arial" w:eastAsia="Arial"/>
                 <w:b/>
                 <w:bCs/>
                 <w:sz w:val="21"/>
@@ -424,14 +424,14 @@
           <w:p>
             <w:pPr>
               <w:rPr>
-                <w:rFonts w:ascii="Arial" w:hAnsi="Arial" w:cs="Arial"/>
-                <w:sz w:val="21"/>
-                <w:szCs w:val="21"/>
-              </w:rPr>
-            </w:pPr>
-            <w:r>
-              <w:rPr>
-                <w:rFonts w:ascii="Arial" w:hAnsi="Arial" w:cs="Arial"/>
+                <w:rFonts w:ascii="Arial" w:hAnsi="Arial" w:cs="Arial" w:eastAsia="Arial"/>
+                <w:sz w:val="21"/>
+                <w:szCs w:val="21"/>
+              </w:rPr>
+            </w:pPr>
+            <w:r>
+              <w:rPr>
+                <w:rFonts w:ascii="Arial" w:hAnsi="Arial" w:cs="Arial" w:eastAsia="Arial"/>
                 <w:sz w:val="21"/>
                 <w:szCs w:val="21"/>
               </w:rPr>
@@ -458,16 +458,16 @@
             <w:pPr>
               <w:ind w:left="3"/>
               <w:rPr>
-                <w:rFonts w:ascii="Arial" w:hAnsi="Arial" w:cs="Arial"/>
-                <w:b/>
-                <w:bCs/>
-                <w:sz w:val="21"/>
-                <w:szCs w:val="21"/>
-              </w:rPr>
-            </w:pPr>
-            <w:r>
-              <w:rPr>
-                <w:rFonts w:ascii="Arial" w:hAnsi="Arial" w:cs="Arial"/>
+                <w:rFonts w:ascii="Arial" w:hAnsi="Arial" w:cs="Arial" w:eastAsia="Arial"/>
+                <w:b/>
+                <w:bCs/>
+                <w:sz w:val="21"/>
+                <w:szCs w:val="21"/>
+              </w:rPr>
+            </w:pPr>
+            <w:r>
+              <w:rPr>
+                <w:rFonts w:ascii="Arial" w:hAnsi="Arial" w:cs="Arial" w:eastAsia="Arial"/>
                 <w:b/>
                 <w:bCs/>
                 <w:sz w:val="21"/>
@@ -490,7 +490,7 @@
           <w:p>
             <w:pPr>
               <w:rPr>
-                <w:rFonts w:ascii="Arial" w:hAnsi="Arial" w:cs="Arial"/>
+                <w:rFonts w:ascii="Arial" w:hAnsi="Arial" w:cs="Arial" w:eastAsia="Arial"/>
                 <w:sz w:val="21"/>
                 <w:szCs w:val="21"/>
               </w:rPr>
@@ -498,7 +498,7 @@
             <w:proofErr w:type="spellStart"/>
             <w:r>
               <w:rPr>
-                <w:rFonts w:ascii="Arial" w:hAnsi="Arial" w:cs="Arial"/>
+                <w:rFonts w:ascii="Arial" w:hAnsi="Arial" w:cs="Arial" w:eastAsia="Arial"/>
                 <w:sz w:val="21"/>
                 <w:szCs w:val="21"/>
               </w:rPr>
@@ -507,7 +507,7 @@
             <w:proofErr w:type="spellEnd"/>
             <w:r>
               <w:rPr>
-                <w:rFonts w:ascii="Arial" w:hAnsi="Arial" w:cs="Arial"/>
+                <w:rFonts w:ascii="Arial" w:hAnsi="Arial" w:cs="Arial" w:eastAsia="Arial"/>
                 <w:sz w:val="21"/>
                 <w:szCs w:val="21"/>
               </w:rPr>
@@ -534,16 +534,16 @@
             <w:pPr>
               <w:ind w:left="3"/>
               <w:rPr>
-                <w:rFonts w:ascii="Arial" w:hAnsi="Arial" w:cs="Arial"/>
-                <w:b/>
-                <w:bCs/>
-                <w:sz w:val="21"/>
-                <w:szCs w:val="21"/>
-              </w:rPr>
-            </w:pPr>
-            <w:r>
-              <w:rPr>
-                <w:rFonts w:ascii="Arial" w:hAnsi="Arial" w:cs="Arial"/>
+                <w:rFonts w:ascii="Arial" w:hAnsi="Arial" w:cs="Arial" w:eastAsia="Arial"/>
+                <w:b/>
+                <w:bCs/>
+                <w:sz w:val="21"/>
+                <w:szCs w:val="21"/>
+              </w:rPr>
+            </w:pPr>
+            <w:r>
+              <w:rPr>
+                <w:rFonts w:ascii="Arial" w:hAnsi="Arial" w:cs="Arial" w:eastAsia="Arial"/>
                 <w:b/>
                 <w:bCs/>
                 <w:sz w:val="21"/>
@@ -566,7 +566,7 @@
           <w:p>
             <w:pPr>
               <w:rPr>
-                <w:rFonts w:ascii="Arial" w:hAnsi="Arial" w:cs="Arial"/>
+                <w:rFonts w:ascii="Arial" w:hAnsi="Arial" w:cs="Arial" w:eastAsia="Arial"/>
                 <w:sz w:val="21"/>
                 <w:szCs w:val="21"/>
               </w:rPr>
@@ -574,7 +574,7 @@
             <w:proofErr w:type="spellStart"/>
             <w:r>
               <w:rPr>
-                <w:rFonts w:ascii="Arial" w:hAnsi="Arial" w:cs="Arial"/>
+                <w:rFonts w:ascii="Arial" w:hAnsi="Arial" w:cs="Arial" w:eastAsia="Arial"/>
                 <w:sz w:val="21"/>
                 <w:szCs w:val="21"/>
               </w:rPr>
@@ -583,7 +583,7 @@
             <w:proofErr w:type="spellEnd"/>
             <w:r>
               <w:rPr>
-                <w:rFonts w:ascii="Arial" w:hAnsi="Arial" w:cs="Arial"/>
+                <w:rFonts w:ascii="Arial" w:hAnsi="Arial" w:cs="Arial" w:eastAsia="Arial"/>
                 <w:sz w:val="21"/>
                 <w:szCs w:val="21"/>
               </w:rPr>
@@ -610,16 +610,16 @@
             <w:pPr>
               <w:ind w:left="3"/>
               <w:rPr>
-                <w:rFonts w:ascii="Arial" w:hAnsi="Arial" w:cs="Arial"/>
-                <w:b/>
-                <w:bCs/>
-                <w:sz w:val="21"/>
-                <w:szCs w:val="21"/>
-              </w:rPr>
-            </w:pPr>
-            <w:r>
-              <w:rPr>
-                <w:rFonts w:ascii="Arial" w:hAnsi="Arial" w:cs="Arial"/>
+                <w:rFonts w:ascii="Arial" w:hAnsi="Arial" w:cs="Arial" w:eastAsia="Arial"/>
+                <w:b/>
+                <w:bCs/>
+                <w:sz w:val="21"/>
+                <w:szCs w:val="21"/>
+              </w:rPr>
+            </w:pPr>
+            <w:r>
+              <w:rPr>
+                <w:rFonts w:ascii="Arial" w:hAnsi="Arial" w:cs="Arial" w:eastAsia="Arial"/>
                 <w:b/>
                 <w:bCs/>
                 <w:sz w:val="21"/>
@@ -642,7 +642,7 @@
           <w:p>
             <w:pPr>
               <w:rPr>
-                <w:rFonts w:ascii="Arial" w:hAnsi="Arial" w:cs="Arial"/>
+                <w:rFonts w:ascii="Arial" w:hAnsi="Arial" w:cs="Arial" w:eastAsia="Arial"/>
                 <w:sz w:val="21"/>
                 <w:szCs w:val="21"/>
               </w:rPr>
@@ -650,7 +650,7 @@
             <w:proofErr w:type="spellStart"/>
             <w:r>
               <w:rPr>
-                <w:rFonts w:ascii="Arial" w:hAnsi="Arial" w:cs="Arial"/>
+                <w:rFonts w:ascii="Arial" w:hAnsi="Arial" w:cs="Arial" w:eastAsia="Arial"/>
                 <w:sz w:val="21"/>
                 <w:szCs w:val="21"/>
               </w:rPr>
@@ -659,7 +659,7 @@
             <w:proofErr w:type="spellEnd"/>
             <w:r>
               <w:rPr>
-                <w:rFonts w:ascii="Arial" w:hAnsi="Arial" w:cs="Arial"/>
+                <w:rFonts w:ascii="Arial" w:hAnsi="Arial" w:cs="Arial" w:eastAsia="Arial"/>
                 <w:sz w:val="21"/>
                 <w:szCs w:val="21"/>
               </w:rPr>
@@ -686,16 +686,16 @@
             <w:pPr>
               <w:ind w:left="3"/>
               <w:rPr>
-                <w:rFonts w:ascii="Arial" w:hAnsi="Arial" w:cs="Arial"/>
-                <w:b/>
-                <w:bCs/>
-                <w:sz w:val="21"/>
-                <w:szCs w:val="21"/>
-              </w:rPr>
-            </w:pPr>
-            <w:r>
-              <w:rPr>
-                <w:rFonts w:ascii="Arial" w:hAnsi="Arial" w:cs="Arial"/>
+                <w:rFonts w:ascii="Arial" w:hAnsi="Arial" w:cs="Arial" w:eastAsia="Arial"/>
+                <w:b/>
+                <w:bCs/>
+                <w:sz w:val="21"/>
+                <w:szCs w:val="21"/>
+              </w:rPr>
+            </w:pPr>
+            <w:r>
+              <w:rPr>
+                <w:rFonts w:ascii="Arial" w:hAnsi="Arial" w:cs="Arial" w:eastAsia="Arial"/>
                 <w:b/>
                 <w:bCs/>
                 <w:sz w:val="21"/>
@@ -718,7 +718,7 @@
           <w:p>
             <w:pPr>
               <w:rPr>
-                <w:rFonts w:ascii="Arial" w:hAnsi="Arial" w:cs="Arial"/>
+                <w:rFonts w:ascii="Arial" w:hAnsi="Arial" w:cs="Arial" w:eastAsia="Arial"/>
                 <w:sz w:val="21"/>
                 <w:szCs w:val="21"/>
               </w:rPr>
@@ -726,7 +726,7 @@
             <w:proofErr w:type="spellStart"/>
             <w:r>
               <w:rPr>
-                <w:rFonts w:ascii="Arial" w:hAnsi="Arial" w:cs="Arial"/>
+                <w:rFonts w:ascii="Arial" w:hAnsi="Arial" w:cs="Arial" w:eastAsia="Arial"/>
                 <w:sz w:val="21"/>
                 <w:szCs w:val="21"/>
               </w:rPr>
@@ -735,7 +735,7 @@
             <w:proofErr w:type="spellEnd"/>
             <w:r>
               <w:rPr>
-                <w:rFonts w:ascii="Arial" w:hAnsi="Arial" w:cs="Arial"/>
+                <w:rFonts w:ascii="Arial" w:hAnsi="Arial" w:cs="Arial" w:eastAsia="Arial"/>
                 <w:sz w:val="21"/>
                 <w:szCs w:val="21"/>
               </w:rPr>
@@ -762,16 +762,16 @@
             <w:pPr>
               <w:ind w:left="3"/>
               <w:rPr>
-                <w:rFonts w:ascii="Arial" w:hAnsi="Arial" w:cs="Arial"/>
-                <w:b/>
-                <w:bCs/>
-                <w:sz w:val="21"/>
-                <w:szCs w:val="21"/>
-              </w:rPr>
-            </w:pPr>
-            <w:r>
-              <w:rPr>
-                <w:rFonts w:ascii="Arial" w:hAnsi="Arial" w:cs="Arial"/>
+                <w:rFonts w:ascii="Arial" w:hAnsi="Arial" w:cs="Arial" w:eastAsia="Arial"/>
+                <w:b/>
+                <w:bCs/>
+                <w:sz w:val="21"/>
+                <w:szCs w:val="21"/>
+              </w:rPr>
+            </w:pPr>
+            <w:r>
+              <w:rPr>
+                <w:rFonts w:ascii="Arial" w:hAnsi="Arial" w:cs="Arial" w:eastAsia="Arial"/>
                 <w:b/>
                 <w:bCs/>
                 <w:sz w:val="21"/>
@@ -794,7 +794,7 @@
           <w:p>
             <w:pPr>
               <w:rPr>
-                <w:rFonts w:ascii="Arial" w:hAnsi="Arial" w:cs="Arial"/>
+                <w:rFonts w:ascii="Arial" w:hAnsi="Arial" w:cs="Arial" w:eastAsia="Arial"/>
                 <w:sz w:val="21"/>
                 <w:szCs w:val="21"/>
               </w:rPr>
@@ -802,7 +802,7 @@
             <w:proofErr w:type="spellStart"/>
             <w:r>
               <w:rPr>
-                <w:rFonts w:ascii="Arial" w:hAnsi="Arial" w:cs="Arial"/>
+                <w:rFonts w:ascii="Arial" w:hAnsi="Arial" w:cs="Arial" w:eastAsia="Arial"/>
                 <w:sz w:val="21"/>
                 <w:szCs w:val="21"/>
               </w:rPr>
@@ -811,7 +811,7 @@
             <w:proofErr w:type="spellEnd"/>
             <w:r>
               <w:rPr>
-                <w:rFonts w:ascii="Arial" w:hAnsi="Arial" w:cs="Arial"/>
+                <w:rFonts w:ascii="Arial" w:hAnsi="Arial" w:cs="Arial" w:eastAsia="Arial"/>
                 <w:sz w:val="21"/>
                 <w:szCs w:val="21"/>
               </w:rPr>
@@ -820,7 +820,7 @@
             <w:proofErr w:type="gramStart"/>
             <w:r>
               <w:rPr>
-                <w:rFonts w:ascii="Arial" w:hAnsi="Arial" w:cs="Arial"/>
+                <w:rFonts w:ascii="Arial" w:hAnsi="Arial" w:cs="Arial" w:eastAsia="Arial"/>
                 <w:sz w:val="21"/>
                 <w:szCs w:val="21"/>
               </w:rPr>
@@ -829,7 +829,7 @@
             <w:proofErr w:type="gramEnd"/>
             <w:r>
               <w:rPr>
-                <w:rFonts w:ascii="Arial" w:hAnsi="Arial" w:cs="Arial"/>
+                <w:rFonts w:ascii="Arial" w:hAnsi="Arial" w:cs="Arial" w:eastAsia="Arial"/>
                 <w:sz w:val="21"/>
                 <w:szCs w:val="21"/>
               </w:rPr>
@@ -856,16 +856,16 @@
             <w:pPr>
               <w:ind w:left="3"/>
               <w:rPr>
-                <w:rFonts w:ascii="Arial" w:hAnsi="Arial" w:cs="Arial"/>
-                <w:b/>
-                <w:bCs/>
-                <w:sz w:val="21"/>
-                <w:szCs w:val="21"/>
-              </w:rPr>
-            </w:pPr>
-            <w:r>
-              <w:rPr>
-                <w:rFonts w:ascii="Arial" w:hAnsi="Arial" w:cs="Arial"/>
+                <w:rFonts w:ascii="Arial" w:hAnsi="Arial" w:cs="Arial" w:eastAsia="Arial"/>
+                <w:b/>
+                <w:bCs/>
+                <w:sz w:val="21"/>
+                <w:szCs w:val="21"/>
+              </w:rPr>
+            </w:pPr>
+            <w:r>
+              <w:rPr>
+                <w:rFonts w:ascii="Arial" w:hAnsi="Arial" w:cs="Arial" w:eastAsia="Arial"/>
                 <w:b/>
                 <w:bCs/>
                 <w:sz w:val="21"/>
@@ -888,7 +888,7 @@
           <w:p>
             <w:pPr>
               <w:rPr>
-                <w:rFonts w:ascii="Arial" w:hAnsi="Arial" w:cs="Arial"/>
+                <w:rFonts w:ascii="Arial" w:hAnsi="Arial" w:cs="Arial" w:eastAsia="Arial"/>
                 <w:sz w:val="21"/>
                 <w:szCs w:val="21"/>
               </w:rPr>
@@ -896,7 +896,7 @@
             <w:proofErr w:type="spellStart"/>
             <w:r>
               <w:rPr>
-                <w:rFonts w:ascii="Arial" w:hAnsi="Arial" w:cs="Arial"/>
+                <w:rFonts w:ascii="Arial" w:hAnsi="Arial" w:cs="Arial" w:eastAsia="Arial"/>
                 <w:sz w:val="21"/>
                 <w:szCs w:val="21"/>
               </w:rPr>
@@ -905,7 +905,7 @@
             <w:proofErr w:type="spellEnd"/>
             <w:r>
               <w:rPr>
-                <w:rFonts w:ascii="Arial" w:hAnsi="Arial" w:cs="Arial"/>
+                <w:rFonts w:ascii="Arial" w:hAnsi="Arial" w:cs="Arial" w:eastAsia="Arial"/>
                 <w:sz w:val="21"/>
                 <w:szCs w:val="21"/>
               </w:rPr>
@@ -932,16 +932,16 @@
             <w:pPr>
               <w:ind w:left="3"/>
               <w:rPr>
-                <w:rFonts w:ascii="Arial" w:hAnsi="Arial" w:cs="Arial"/>
-                <w:b/>
-                <w:bCs/>
-                <w:sz w:val="21"/>
-                <w:szCs w:val="21"/>
-              </w:rPr>
-            </w:pPr>
-            <w:r>
-              <w:rPr>
-                <w:rFonts w:ascii="Arial" w:hAnsi="Arial" w:cs="Arial"/>
+                <w:rFonts w:ascii="Arial" w:hAnsi="Arial" w:cs="Arial" w:eastAsia="Arial"/>
+                <w:b/>
+                <w:bCs/>
+                <w:sz w:val="21"/>
+                <w:szCs w:val="21"/>
+              </w:rPr>
+            </w:pPr>
+            <w:r>
+              <w:rPr>
+                <w:rFonts w:ascii="Arial" w:hAnsi="Arial" w:cs="Arial" w:eastAsia="Arial"/>
                 <w:b/>
                 <w:bCs/>
                 <w:sz w:val="21"/>
@@ -964,14 +964,14 @@
           <w:p>
             <w:pPr>
               <w:rPr>
-                <w:rFonts w:ascii="Arial" w:hAnsi="Arial" w:cs="Arial"/>
-                <w:sz w:val="21"/>
-                <w:szCs w:val="21"/>
-              </w:rPr>
-            </w:pPr>
-            <w:r>
-              <w:rPr>
-                <w:rFonts w:ascii="Arial" w:hAnsi="Arial" w:cs="Arial"/>
+                <w:rFonts w:ascii="Arial" w:hAnsi="Arial" w:cs="Arial" w:eastAsia="Arial"/>
+                <w:sz w:val="21"/>
+                <w:szCs w:val="21"/>
+              </w:rPr>
+            </w:pPr>
+            <w:r>
+              <w:rPr>
+                <w:rFonts w:ascii="Arial" w:hAnsi="Arial" w:cs="Arial" w:eastAsia="Arial"/>
                 <w:sz w:val="21"/>
                 <w:szCs w:val="21"/>
               </w:rPr>
@@ -998,16 +998,16 @@
             <w:pPr>
               <w:ind w:left="3"/>
               <w:rPr>
-                <w:rFonts w:ascii="Arial" w:hAnsi="Arial" w:cs="Arial"/>
-                <w:b/>
-                <w:bCs/>
-                <w:sz w:val="21"/>
-                <w:szCs w:val="21"/>
-              </w:rPr>
-            </w:pPr>
-            <w:r>
-              <w:rPr>
-                <w:rFonts w:ascii="Arial" w:hAnsi="Arial" w:cs="Arial"/>
+                <w:rFonts w:ascii="Arial" w:hAnsi="Arial" w:cs="Arial" w:eastAsia="Arial"/>
+                <w:b/>
+                <w:bCs/>
+                <w:sz w:val="21"/>
+                <w:szCs w:val="21"/>
+              </w:rPr>
+            </w:pPr>
+            <w:r>
+              <w:rPr>
+                <w:rFonts w:ascii="Arial" w:hAnsi="Arial" w:cs="Arial" w:eastAsia="Arial"/>
                 <w:b/>
                 <w:bCs/>
                 <w:sz w:val="21"/>
@@ -1031,14 +1031,14 @@
             <w:pPr>
               <w:spacing w:line="240" w:lineRule="auto"/>
               <w:rPr>
-                <w:rFonts w:ascii="Arial" w:eastAsia="Times New Roman" w:hAnsi="Arial" w:cs="Arial"/>
-                <w:sz w:val="21"/>
-                <w:szCs w:val="21"/>
-              </w:rPr>
-            </w:pPr>
-            <w:r>
-              <w:rPr>
-                <w:rFonts w:ascii="Arial" w:hAnsi="Arial" w:cs="Arial"/>
+                <w:rFonts w:ascii="Arial" w:hAnsi="Arial" w:cs="Arial" w:eastAsia="Arial"/>
+                <w:sz w:val="21"/>
+                <w:szCs w:val="21"/>
+              </w:rPr>
+            </w:pPr>
+            <w:r>
+              <w:rPr>
+                <w:rFonts w:ascii="Arial" w:hAnsi="Arial" w:cs="Arial" w:eastAsia="Arial"/>
                 <w:sz w:val="21"/>
                 <w:szCs w:val="21"/>
               </w:rPr>
@@ -1065,16 +1065,16 @@
             <w:pPr>
               <w:ind w:left="3"/>
               <w:rPr>
-                <w:rFonts w:ascii="Arial" w:hAnsi="Arial" w:cs="Arial"/>
-                <w:b/>
-                <w:bCs/>
-                <w:sz w:val="21"/>
-                <w:szCs w:val="21"/>
-              </w:rPr>
-            </w:pPr>
-            <w:r>
-              <w:rPr>
-                <w:rFonts w:ascii="Arial" w:hAnsi="Arial" w:cs="Arial"/>
+                <w:rFonts w:ascii="Arial" w:hAnsi="Arial" w:cs="Arial" w:eastAsia="Arial"/>
+                <w:b/>
+                <w:bCs/>
+                <w:sz w:val="21"/>
+                <w:szCs w:val="21"/>
+              </w:rPr>
+            </w:pPr>
+            <w:r>
+              <w:rPr>
+                <w:rFonts w:ascii="Arial" w:hAnsi="Arial" w:cs="Arial" w:eastAsia="Arial"/>
                 <w:b/>
                 <w:bCs/>
                 <w:sz w:val="21"/>
@@ -1098,14 +1098,14 @@
             <w:pPr>
               <w:spacing w:line="240" w:lineRule="auto"/>
               <w:rPr>
-                <w:rFonts w:ascii="Arial" w:eastAsia="Times New Roman" w:hAnsi="Arial" w:cs="Arial"/>
-                <w:sz w:val="21"/>
-                <w:szCs w:val="21"/>
-              </w:rPr>
-            </w:pPr>
-            <w:r>
-              <w:rPr>
-                <w:rFonts w:ascii="Arial" w:hAnsi="Arial" w:cs="Arial"/>
+                <w:rFonts w:ascii="Arial" w:hAnsi="Arial" w:cs="Arial" w:eastAsia="Arial"/>
+                <w:sz w:val="21"/>
+                <w:szCs w:val="21"/>
+              </w:rPr>
+            </w:pPr>
+            <w:r>
+              <w:rPr>
+                <w:rFonts w:ascii="Arial" w:hAnsi="Arial" w:cs="Arial" w:eastAsia="Arial"/>
                 <w:sz w:val="21"/>
                 <w:szCs w:val="21"/>
               </w:rPr>
@@ -1115,7 +1115,7 @@
           <w:p>
             <w:pPr>
               <w:rPr>
-                <w:rFonts w:ascii="Arial" w:hAnsi="Arial" w:cs="Arial"/>
+                <w:rFonts w:ascii="Arial" w:hAnsi="Arial" w:cs="Arial" w:eastAsia="Arial"/>
                 <w:sz w:val="21"/>
                 <w:szCs w:val="21"/>
               </w:rPr>
@@ -1141,16 +1141,16 @@
             <w:pPr>
               <w:ind w:left="3"/>
               <w:rPr>
-                <w:rFonts w:ascii="Arial" w:hAnsi="Arial" w:cs="Arial"/>
-                <w:b/>
-                <w:bCs/>
-                <w:sz w:val="21"/>
-                <w:szCs w:val="21"/>
-              </w:rPr>
-            </w:pPr>
-            <w:r>
-              <w:rPr>
-                <w:rFonts w:ascii="Arial" w:hAnsi="Arial" w:cs="Arial"/>
+                <w:rFonts w:ascii="Arial" w:hAnsi="Arial" w:cs="Arial" w:eastAsia="Arial"/>
+                <w:b/>
+                <w:bCs/>
+                <w:sz w:val="21"/>
+                <w:szCs w:val="21"/>
+              </w:rPr>
+            </w:pPr>
+            <w:r>
+              <w:rPr>
+                <w:rFonts w:ascii="Arial" w:hAnsi="Arial" w:cs="Arial" w:eastAsia="Arial"/>
                 <w:b/>
                 <w:bCs/>
                 <w:sz w:val="21"/>
@@ -1174,14 +1174,14 @@
             <w:pPr>
               <w:spacing w:line="240" w:lineRule="auto"/>
               <w:rPr>
-                <w:rFonts w:ascii="Arial" w:hAnsi="Arial" w:cs="Arial"/>
-                <w:sz w:val="21"/>
-                <w:szCs w:val="21"/>
-              </w:rPr>
-            </w:pPr>
-            <w:r>
-              <w:rPr>
-                <w:rFonts w:ascii="Arial" w:hAnsi="Arial" w:cs="Arial"/>
+                <w:rFonts w:ascii="Arial" w:hAnsi="Arial" w:cs="Arial" w:eastAsia="Arial"/>
+                <w:sz w:val="21"/>
+                <w:szCs w:val="21"/>
+              </w:rPr>
+            </w:pPr>
+            <w:r>
+              <w:rPr>
+                <w:rFonts w:ascii="Arial" w:hAnsi="Arial" w:cs="Arial" w:eastAsia="Arial"/>
                 <w:sz w:val="21"/>
                 <w:szCs w:val="21"/>
               </w:rPr>
@@ -1207,16 +1207,16 @@
           <w:p>
             <w:pPr>
               <w:rPr>
-                <w:rFonts w:ascii="Arial" w:hAnsi="Arial" w:cs="Arial"/>
-                <w:b/>
-                <w:bCs/>
-                <w:sz w:val="21"/>
-                <w:szCs w:val="21"/>
-              </w:rPr>
-            </w:pPr>
-            <w:r>
-              <w:rPr>
-                <w:rFonts w:ascii="Arial" w:hAnsi="Arial" w:cs="Arial"/>
+                <w:rFonts w:ascii="Arial" w:hAnsi="Arial" w:cs="Arial" w:eastAsia="Arial"/>
+                <w:b/>
+                <w:bCs/>
+                <w:sz w:val="21"/>
+                <w:szCs w:val="21"/>
+              </w:rPr>
+            </w:pPr>
+            <w:r>
+              <w:rPr>
+                <w:rFonts w:ascii="Arial" w:hAnsi="Arial" w:cs="Arial" w:eastAsia="Arial"/>
                 <w:b/>
                 <w:bCs/>
                 <w:sz w:val="21"/>
@@ -1240,14 +1240,14 @@
             <w:pPr>
               <w:spacing w:line="240" w:lineRule="auto"/>
               <w:rPr>
-                <w:rFonts w:ascii="Arial" w:hAnsi="Arial" w:cs="Arial"/>
-                <w:sz w:val="21"/>
-                <w:szCs w:val="21"/>
-              </w:rPr>
-            </w:pPr>
-            <w:r>
-              <w:rPr>
-                <w:rFonts w:ascii="Arial" w:hAnsi="Arial" w:cs="Arial"/>
+                <w:rFonts w:ascii="Arial" w:hAnsi="Arial" w:cs="Arial" w:eastAsia="Arial"/>
+                <w:sz w:val="21"/>
+                <w:szCs w:val="21"/>
+              </w:rPr>
+            </w:pPr>
+            <w:r>
+              <w:rPr>
+                <w:rFonts w:ascii="Arial" w:hAnsi="Arial" w:cs="Arial" w:eastAsia="Arial"/>
                 <w:sz w:val="21"/>
                 <w:szCs w:val="21"/>
               </w:rPr>
@@ -1274,16 +1274,16 @@
             <w:pPr>
               <w:ind w:left="3"/>
               <w:rPr>
-                <w:rFonts w:ascii="Arial" w:hAnsi="Arial" w:cs="Arial"/>
-                <w:b/>
-                <w:bCs/>
-                <w:sz w:val="21"/>
-                <w:szCs w:val="21"/>
-              </w:rPr>
-            </w:pPr>
-            <w:r>
-              <w:rPr>
-                <w:rFonts w:ascii="Arial" w:hAnsi="Arial" w:cs="Arial"/>
+                <w:rFonts w:ascii="Arial" w:hAnsi="Arial" w:cs="Arial" w:eastAsia="Arial"/>
+                <w:b/>
+                <w:bCs/>
+                <w:sz w:val="21"/>
+                <w:szCs w:val="21"/>
+              </w:rPr>
+            </w:pPr>
+            <w:r>
+              <w:rPr>
+                <w:rFonts w:ascii="Arial" w:hAnsi="Arial" w:cs="Arial" w:eastAsia="Arial"/>
                 <w:b/>
                 <w:bCs/>
                 <w:sz w:val="21"/>
@@ -1307,14 +1307,14 @@
             <w:pPr>
               <w:spacing w:line="240" w:lineRule="auto"/>
               <w:rPr>
-                <w:rFonts w:ascii="Arial" w:hAnsi="Arial" w:cs="Arial"/>
-                <w:sz w:val="21"/>
-                <w:szCs w:val="21"/>
-              </w:rPr>
-            </w:pPr>
-            <w:r>
-              <w:rPr>
-                <w:rFonts w:ascii="Arial" w:hAnsi="Arial" w:cs="Arial"/>
+                <w:rFonts w:ascii="Arial" w:hAnsi="Arial" w:cs="Arial" w:eastAsia="Arial"/>
+                <w:sz w:val="21"/>
+                <w:szCs w:val="21"/>
+              </w:rPr>
+            </w:pPr>
+            <w:r>
+              <w:rPr>
+                <w:rFonts w:ascii="Arial" w:hAnsi="Arial" w:cs="Arial" w:eastAsia="Arial"/>
                 <w:sz w:val="21"/>
                 <w:szCs w:val="21"/>
               </w:rPr>
@@ -1322,7 +1322,7 @@
             </w:r>
             <w:r>
               <w:rPr>
-                <w:rFonts w:ascii="Arial" w:hAnsi="Arial" w:cs="Arial"/>
+                <w:rFonts w:ascii="Arial" w:hAnsi="Arial" w:cs="Arial" w:eastAsia="Arial"/>
                 <w:sz w:val="21"/>
                 <w:szCs w:val="21"/>
               </w:rPr>
@@ -1349,16 +1349,16 @@
             <w:pPr>
               <w:ind w:left="3"/>
               <w:rPr>
-                <w:rFonts w:ascii="Arial" w:hAnsi="Arial" w:cs="Arial"/>
-                <w:b/>
-                <w:bCs/>
-                <w:sz w:val="21"/>
-                <w:szCs w:val="21"/>
-              </w:rPr>
-            </w:pPr>
-            <w:r>
-              <w:rPr>
-                <w:rFonts w:ascii="Arial" w:hAnsi="Arial" w:cs="Arial"/>
+                <w:rFonts w:ascii="Arial" w:hAnsi="Arial" w:cs="Arial" w:eastAsia="Arial"/>
+                <w:b/>
+                <w:bCs/>
+                <w:sz w:val="21"/>
+                <w:szCs w:val="21"/>
+              </w:rPr>
+            </w:pPr>
+            <w:r>
+              <w:rPr>
+                <w:rFonts w:ascii="Arial" w:hAnsi="Arial" w:cs="Arial" w:eastAsia="Arial"/>
                 <w:b/>
                 <w:bCs/>
                 <w:sz w:val="21"/>
@@ -1382,14 +1382,14 @@
             <w:pPr>
               <w:spacing w:line="240" w:lineRule="auto"/>
               <w:rPr>
-                <w:rFonts w:ascii="Arial" w:hAnsi="Arial" w:cs="Arial"/>
-                <w:sz w:val="21"/>
-                <w:szCs w:val="21"/>
-              </w:rPr>
-            </w:pPr>
-            <w:r>
-              <w:rPr>
-                <w:rFonts w:ascii="Arial" w:hAnsi="Arial" w:cs="Arial"/>
+                <w:rFonts w:ascii="Arial" w:hAnsi="Arial" w:cs="Arial" w:eastAsia="Arial"/>
+                <w:sz w:val="21"/>
+                <w:szCs w:val="21"/>
+              </w:rPr>
+            </w:pPr>
+            <w:r>
+              <w:rPr>
+                <w:rFonts w:ascii="Arial" w:hAnsi="Arial" w:cs="Arial" w:eastAsia="Arial"/>
                 <w:sz w:val="21"/>
                 <w:szCs w:val="21"/>
               </w:rPr>
@@ -1437,14 +1437,14 @@
               <w:ind w:left="52"/>
               <w:jc w:val="center"/>
               <w:rPr>
-                <w:rFonts w:ascii="Arial" w:hAnsi="Arial" w:cs="Arial"/>
-                <w:sz w:val="21"/>
-                <w:szCs w:val="21"/>
-              </w:rPr>
-            </w:pPr>
-            <w:r>
-              <w:rPr>
-                <w:rFonts w:ascii="Arial" w:eastAsia="Arial" w:hAnsi="Arial" w:cs="Arial"/>
+                <w:rFonts w:ascii="Arial" w:hAnsi="Arial" w:cs="Arial" w:eastAsia="Arial"/>
+                <w:sz w:val="21"/>
+                <w:szCs w:val="21"/>
+              </w:rPr>
+            </w:pPr>
+            <w:r>
+              <w:rPr>
+                <w:rFonts w:ascii="Arial" w:hAnsi="Arial" w:cs="Arial" w:eastAsia="Arial"/>
                 <w:b/>
                 <w:sz w:val="21"/>
                 <w:szCs w:val="21"/>
@@ -1454,7 +1454,7 @@
             </w:r>
             <w:r>
               <w:rPr>
-                <w:rFonts w:ascii="Arial" w:eastAsia="Arial" w:hAnsi="Arial" w:cs="Arial"/>
+                <w:rFonts w:ascii="Arial" w:hAnsi="Arial" w:cs="Arial" w:eastAsia="Arial"/>
                 <w:b/>
                 <w:sz w:val="21"/>
                 <w:szCs w:val="21"/>
@@ -1463,7 +1463,7 @@
             </w:r>
             <w:r>
               <w:rPr>
-                <w:rFonts w:ascii="Arial" w:eastAsia="Arial" w:hAnsi="Arial" w:cs="Arial"/>
+                <w:rFonts w:ascii="Arial" w:hAnsi="Arial" w:cs="Arial" w:eastAsia="Arial"/>
                 <w:b/>
                 <w:sz w:val="21"/>
                 <w:szCs w:val="21"/>
@@ -1491,16 +1491,16 @@
             <w:pPr>
               <w:ind w:left="3"/>
               <w:rPr>
-                <w:rFonts w:ascii="Arial" w:hAnsi="Arial" w:cs="Arial"/>
-                <w:b/>
-                <w:bCs/>
-                <w:sz w:val="21"/>
-                <w:szCs w:val="21"/>
-              </w:rPr>
-            </w:pPr>
-            <w:r>
-              <w:rPr>
-                <w:rFonts w:ascii="Arial" w:hAnsi="Arial" w:cs="Arial"/>
+                <w:rFonts w:ascii="Arial" w:hAnsi="Arial" w:cs="Arial" w:eastAsia="Arial"/>
+                <w:b/>
+                <w:bCs/>
+                <w:sz w:val="21"/>
+                <w:szCs w:val="21"/>
+              </w:rPr>
+            </w:pPr>
+            <w:r>
+              <w:rPr>
+                <w:rFonts w:ascii="Arial" w:hAnsi="Arial" w:cs="Arial" w:eastAsia="Arial"/>
                 <w:b/>
                 <w:bCs/>
                 <w:sz w:val="21"/>
@@ -1523,14 +1523,14 @@
           <w:p>
             <w:pPr>
               <w:rPr>
-                <w:rFonts w:ascii="Arial" w:hAnsi="Arial" w:cs="Arial"/>
-                <w:sz w:val="21"/>
-                <w:szCs w:val="21"/>
-              </w:rPr>
-            </w:pPr>
-            <w:r>
-              <w:rPr>
-                <w:rFonts w:ascii="Arial" w:hAnsi="Arial" w:cs="Arial"/>
+                <w:rFonts w:ascii="Arial" w:hAnsi="Arial" w:cs="Arial" w:eastAsia="Arial"/>
+                <w:sz w:val="21"/>
+                <w:szCs w:val="21"/>
+              </w:rPr>
+            </w:pPr>
+            <w:r>
+              <w:rPr>
+                <w:rFonts w:ascii="Arial" w:hAnsi="Arial" w:cs="Arial" w:eastAsia="Arial"/>
                 <w:sz w:val="21"/>
                 <w:szCs w:val="21"/>
               </w:rPr>
@@ -1538,7 +1538,7 @@
             </w:r>
             <w:r>
               <w:rPr>
-                <w:rFonts w:ascii="Arial" w:hAnsi="Arial" w:cs="Arial"/>
+                <w:rFonts w:ascii="Arial" w:hAnsi="Arial" w:cs="Arial" w:eastAsia="Arial"/>
                 <w:sz w:val="21"/>
                 <w:szCs w:val="21"/>
               </w:rPr>
@@ -1565,16 +1565,16 @@
             <w:pPr>
               <w:ind w:left="3"/>
               <w:rPr>
-                <w:rFonts w:ascii="Arial" w:hAnsi="Arial" w:cs="Arial"/>
-                <w:b/>
-                <w:bCs/>
-                <w:sz w:val="21"/>
-                <w:szCs w:val="21"/>
-              </w:rPr>
-            </w:pPr>
-            <w:r>
-              <w:rPr>
-                <w:rFonts w:ascii="Arial" w:hAnsi="Arial" w:cs="Arial"/>
+                <w:rFonts w:ascii="Arial" w:hAnsi="Arial" w:cs="Arial" w:eastAsia="Arial"/>
+                <w:b/>
+                <w:bCs/>
+                <w:sz w:val="21"/>
+                <w:szCs w:val="21"/>
+              </w:rPr>
+            </w:pPr>
+            <w:r>
+              <w:rPr>
+                <w:rFonts w:ascii="Arial" w:hAnsi="Arial" w:cs="Arial" w:eastAsia="Arial"/>
                 <w:b/>
                 <w:bCs/>
                 <w:sz w:val="21"/>
@@ -1598,14 +1598,14 @@
             <w:pPr>
               <w:spacing w:line="240" w:lineRule="auto"/>
               <w:rPr>
-                <w:rFonts w:ascii="Arial" w:eastAsia="Times New Roman" w:hAnsi="Arial" w:cs="Arial"/>
-                <w:sz w:val="21"/>
-                <w:szCs w:val="21"/>
-              </w:rPr>
-            </w:pPr>
-            <w:r>
-              <w:rPr>
-                <w:rFonts w:ascii="Arial" w:hAnsi="Arial" w:cs="Arial"/>
+                <w:rFonts w:ascii="Arial" w:hAnsi="Arial" w:cs="Arial" w:eastAsia="Arial"/>
+                <w:sz w:val="21"/>
+                <w:szCs w:val="21"/>
+              </w:rPr>
+            </w:pPr>
+            <w:r>
+              <w:rPr>
+                <w:rFonts w:ascii="Arial" w:hAnsi="Arial" w:cs="Arial" w:eastAsia="Arial"/>
                 <w:sz w:val="21"/>
                 <w:szCs w:val="21"/>
               </w:rPr>
@@ -1615,7 +1615,7 @@
           <w:p>
             <w:pPr>
               <w:rPr>
-                <w:rFonts w:ascii="Arial" w:hAnsi="Arial" w:cs="Arial"/>
+                <w:rFonts w:ascii="Arial" w:hAnsi="Arial" w:cs="Arial" w:eastAsia="Arial"/>
                 <w:sz w:val="21"/>
                 <w:szCs w:val="21"/>
               </w:rPr>
@@ -1641,16 +1641,16 @@
             <w:pPr>
               <w:ind w:left="3"/>
               <w:rPr>
-                <w:rFonts w:ascii="Arial" w:hAnsi="Arial" w:cs="Arial"/>
-                <w:b/>
-                <w:bCs/>
-                <w:sz w:val="21"/>
-                <w:szCs w:val="21"/>
-              </w:rPr>
-            </w:pPr>
-            <w:r>
-              <w:rPr>
-                <w:rFonts w:ascii="Arial" w:hAnsi="Arial" w:cs="Arial"/>
+                <w:rFonts w:ascii="Arial" w:hAnsi="Arial" w:cs="Arial" w:eastAsia="Arial"/>
+                <w:b/>
+                <w:bCs/>
+                <w:sz w:val="21"/>
+                <w:szCs w:val="21"/>
+              </w:rPr>
+            </w:pPr>
+            <w:r>
+              <w:rPr>
+                <w:rFonts w:ascii="Arial" w:hAnsi="Arial" w:cs="Arial" w:eastAsia="Arial"/>
                 <w:b/>
                 <w:bCs/>
                 <w:sz w:val="21"/>
@@ -1673,14 +1673,14 @@
           <w:p>
             <w:pPr>
               <w:rPr>
-                <w:rFonts w:ascii="Arial" w:hAnsi="Arial" w:cs="Arial"/>
-                <w:sz w:val="21"/>
-                <w:szCs w:val="21"/>
-              </w:rPr>
-            </w:pPr>
-            <w:r>
-              <w:rPr>
-                <w:rFonts w:ascii="Arial" w:hAnsi="Arial" w:cs="Arial"/>
+                <w:rFonts w:ascii="Arial" w:hAnsi="Arial" w:cs="Arial" w:eastAsia="Arial"/>
+                <w:sz w:val="21"/>
+                <w:szCs w:val="21"/>
+              </w:rPr>
+            </w:pPr>
+            <w:r>
+              <w:rPr>
+                <w:rFonts w:ascii="Arial" w:hAnsi="Arial" w:cs="Arial" w:eastAsia="Arial"/>
                 <w:sz w:val="21"/>
                 <w:szCs w:val="21"/>
               </w:rPr>
@@ -1689,7 +1689,7 @@
             <w:proofErr w:type="spellStart"/>
             <w:r>
               <w:rPr>
-                <w:rFonts w:ascii="Arial" w:hAnsi="Arial" w:cs="Arial"/>
+                <w:rFonts w:ascii="Arial" w:hAnsi="Arial" w:cs="Arial" w:eastAsia="Arial"/>
                 <w:sz w:val="21"/>
                 <w:szCs w:val="21"/>
               </w:rPr>
@@ -1698,7 +1698,7 @@
             <w:proofErr w:type="spellEnd"/>
             <w:r>
               <w:rPr>
-                <w:rFonts w:ascii="Arial" w:hAnsi="Arial" w:cs="Arial"/>
+                <w:rFonts w:ascii="Arial" w:hAnsi="Arial" w:cs="Arial" w:eastAsia="Arial"/>
                 <w:sz w:val="21"/>
                 <w:szCs w:val="21"/>
               </w:rPr>
@@ -1725,16 +1725,16 @@
             <w:pPr>
               <w:ind w:left="3"/>
               <w:rPr>
-                <w:rFonts w:ascii="Arial" w:hAnsi="Arial" w:cs="Arial"/>
-                <w:b/>
-                <w:bCs/>
-                <w:sz w:val="21"/>
-                <w:szCs w:val="21"/>
-              </w:rPr>
-            </w:pPr>
-            <w:r>
-              <w:rPr>
-                <w:rFonts w:ascii="Arial" w:hAnsi="Arial" w:cs="Arial"/>
+                <w:rFonts w:ascii="Arial" w:hAnsi="Arial" w:cs="Arial" w:eastAsia="Arial"/>
+                <w:b/>
+                <w:bCs/>
+                <w:sz w:val="21"/>
+                <w:szCs w:val="21"/>
+              </w:rPr>
+            </w:pPr>
+            <w:r>
+              <w:rPr>
+                <w:rFonts w:ascii="Arial" w:hAnsi="Arial" w:cs="Arial" w:eastAsia="Arial"/>
                 <w:b/>
                 <w:bCs/>
                 <w:sz w:val="21"/>
@@ -1757,14 +1757,14 @@
           <w:p>
             <w:pPr>
               <w:rPr>
-                <w:rFonts w:ascii="Arial" w:hAnsi="Arial" w:cs="Arial"/>
-                <w:sz w:val="21"/>
-                <w:szCs w:val="21"/>
-              </w:rPr>
-            </w:pPr>
-            <w:r>
-              <w:rPr>
-                <w:rFonts w:ascii="Arial" w:hAnsi="Arial" w:cs="Arial"/>
+                <w:rFonts w:ascii="Arial" w:hAnsi="Arial" w:cs="Arial" w:eastAsia="Arial"/>
+                <w:sz w:val="21"/>
+                <w:szCs w:val="21"/>
+              </w:rPr>
+            </w:pPr>
+            <w:r>
+              <w:rPr>
+                <w:rFonts w:ascii="Arial" w:hAnsi="Arial" w:cs="Arial" w:eastAsia="Arial"/>
                 <w:sz w:val="21"/>
                 <w:szCs w:val="21"/>
               </w:rPr>
@@ -1791,16 +1791,16 @@
             <w:pPr>
               <w:ind w:left="3"/>
               <w:rPr>
-                <w:rFonts w:ascii="Arial" w:hAnsi="Arial" w:cs="Arial"/>
-                <w:b/>
-                <w:bCs/>
-                <w:sz w:val="21"/>
-                <w:szCs w:val="21"/>
-              </w:rPr>
-            </w:pPr>
-            <w:r>
-              <w:rPr>
-                <w:rFonts w:ascii="Arial" w:hAnsi="Arial" w:cs="Arial"/>
+                <w:rFonts w:ascii="Arial" w:hAnsi="Arial" w:cs="Arial" w:eastAsia="Arial"/>
+                <w:b/>
+                <w:bCs/>
+                <w:sz w:val="21"/>
+                <w:szCs w:val="21"/>
+              </w:rPr>
+            </w:pPr>
+            <w:r>
+              <w:rPr>
+                <w:rFonts w:ascii="Arial" w:hAnsi="Arial" w:cs="Arial" w:eastAsia="Arial"/>
                 <w:b/>
                 <w:bCs/>
                 <w:sz w:val="21"/>
@@ -1823,14 +1823,14 @@
           <w:p>
             <w:pPr>
               <w:rPr>
-                <w:rFonts w:ascii="Arial" w:hAnsi="Arial" w:cs="Arial"/>
-                <w:sz w:val="21"/>
-                <w:szCs w:val="21"/>
-              </w:rPr>
-            </w:pPr>
-            <w:r>
-              <w:rPr>
-                <w:rFonts w:ascii="Arial" w:hAnsi="Arial" w:cs="Arial"/>
+                <w:rFonts w:ascii="Arial" w:hAnsi="Arial" w:cs="Arial" w:eastAsia="Arial"/>
+                <w:sz w:val="21"/>
+                <w:szCs w:val="21"/>
+              </w:rPr>
+            </w:pPr>
+            <w:r>
+              <w:rPr>
+                <w:rFonts w:ascii="Arial" w:hAnsi="Arial" w:cs="Arial" w:eastAsia="Arial"/>
                 <w:sz w:val="21"/>
                 <w:szCs w:val="21"/>
               </w:rPr>
@@ -1857,16 +1857,16 @@
             <w:pPr>
               <w:ind w:left="3"/>
               <w:rPr>
-                <w:rFonts w:ascii="Arial" w:hAnsi="Arial" w:cs="Arial"/>
-                <w:b/>
-                <w:bCs/>
-                <w:sz w:val="21"/>
-                <w:szCs w:val="21"/>
-              </w:rPr>
-            </w:pPr>
-            <w:r>
-              <w:rPr>
-                <w:rFonts w:ascii="Arial" w:hAnsi="Arial" w:cs="Arial"/>
+                <w:rFonts w:ascii="Arial" w:hAnsi="Arial" w:cs="Arial" w:eastAsia="Arial"/>
+                <w:b/>
+                <w:bCs/>
+                <w:sz w:val="21"/>
+                <w:szCs w:val="21"/>
+              </w:rPr>
+            </w:pPr>
+            <w:r>
+              <w:rPr>
+                <w:rFonts w:ascii="Arial" w:hAnsi="Arial" w:cs="Arial" w:eastAsia="Arial"/>
                 <w:b/>
                 <w:bCs/>
                 <w:sz w:val="21"/>
@@ -1889,7 +1889,7 @@
           <w:p>
             <w:pPr>
               <w:rPr>
-                <w:rFonts w:ascii="Arial" w:hAnsi="Arial" w:cs="Arial"/>
+                <w:rFonts w:ascii="Arial" w:hAnsi="Arial" w:cs="Arial" w:eastAsia="Arial"/>
                 <w:sz w:val="21"/>
                 <w:szCs w:val="21"/>
               </w:rPr>
@@ -1897,7 +1897,7 @@
             <w:proofErr w:type="spellStart"/>
             <w:r>
               <w:rPr>
-                <w:rFonts w:ascii="Arial" w:hAnsi="Arial" w:cs="Arial"/>
+                <w:rFonts w:ascii="Arial" w:hAnsi="Arial" w:cs="Arial" w:eastAsia="Arial"/>
                 <w:sz w:val="21"/>
                 <w:szCs w:val="21"/>
               </w:rPr>
@@ -1906,7 +1906,7 @@
             <w:proofErr w:type="spellEnd"/>
             <w:r>
               <w:rPr>
-                <w:rFonts w:ascii="Arial" w:hAnsi="Arial" w:cs="Arial"/>
+                <w:rFonts w:ascii="Arial" w:hAnsi="Arial" w:cs="Arial" w:eastAsia="Arial"/>
                 <w:sz w:val="21"/>
                 <w:szCs w:val="21"/>
               </w:rPr>
@@ -1933,16 +1933,16 @@
             <w:pPr>
               <w:ind w:left="3"/>
               <w:rPr>
-                <w:rFonts w:ascii="Arial" w:hAnsi="Arial" w:cs="Arial"/>
-                <w:b/>
-                <w:bCs/>
-                <w:sz w:val="21"/>
-                <w:szCs w:val="21"/>
-              </w:rPr>
-            </w:pPr>
-            <w:r>
-              <w:rPr>
-                <w:rFonts w:ascii="Arial" w:hAnsi="Arial" w:cs="Arial"/>
+                <w:rFonts w:ascii="Arial" w:hAnsi="Arial" w:cs="Arial" w:eastAsia="Arial"/>
+                <w:b/>
+                <w:bCs/>
+                <w:sz w:val="21"/>
+                <w:szCs w:val="21"/>
+              </w:rPr>
+            </w:pPr>
+            <w:r>
+              <w:rPr>
+                <w:rFonts w:ascii="Arial" w:hAnsi="Arial" w:cs="Arial" w:eastAsia="Arial"/>
                 <w:b/>
                 <w:bCs/>
                 <w:sz w:val="21"/>
@@ -1965,7 +1965,7 @@
           <w:p>
             <w:pPr>
               <w:rPr>
-                <w:rFonts w:ascii="Arial" w:hAnsi="Arial" w:cs="Arial"/>
+                <w:rFonts w:ascii="Arial" w:hAnsi="Arial" w:cs="Arial" w:eastAsia="Arial"/>
                 <w:sz w:val="21"/>
                 <w:szCs w:val="21"/>
               </w:rPr>
@@ -1973,7 +1973,7 @@
             <w:proofErr w:type="spellStart"/>
             <w:r>
               <w:rPr>
-                <w:rFonts w:ascii="Arial" w:hAnsi="Arial" w:cs="Arial"/>
+                <w:rFonts w:ascii="Arial" w:hAnsi="Arial" w:cs="Arial" w:eastAsia="Arial"/>
                 <w:sz w:val="21"/>
                 <w:szCs w:val="21"/>
               </w:rPr>
@@ -1982,7 +1982,7 @@
             <w:proofErr w:type="spellEnd"/>
             <w:r>
               <w:rPr>
-                <w:rFonts w:ascii="Arial" w:hAnsi="Arial" w:cs="Arial"/>
+                <w:rFonts w:ascii="Arial" w:hAnsi="Arial" w:cs="Arial" w:eastAsia="Arial"/>
                 <w:sz w:val="21"/>
                 <w:szCs w:val="21"/>
               </w:rPr>
@@ -2009,16 +2009,16 @@
             <w:pPr>
               <w:ind w:left="3"/>
               <w:rPr>
-                <w:rFonts w:ascii="Arial" w:hAnsi="Arial" w:cs="Arial"/>
-                <w:b/>
-                <w:bCs/>
-                <w:sz w:val="21"/>
-                <w:szCs w:val="21"/>
-              </w:rPr>
-            </w:pPr>
-            <w:r>
-              <w:rPr>
-                <w:rFonts w:ascii="Arial" w:hAnsi="Arial" w:cs="Arial"/>
+                <w:rFonts w:ascii="Arial" w:hAnsi="Arial" w:cs="Arial" w:eastAsia="Arial"/>
+                <w:b/>
+                <w:bCs/>
+                <w:sz w:val="21"/>
+                <w:szCs w:val="21"/>
+              </w:rPr>
+            </w:pPr>
+            <w:r>
+              <w:rPr>
+                <w:rFonts w:ascii="Arial" w:hAnsi="Arial" w:cs="Arial" w:eastAsia="Arial"/>
                 <w:b/>
                 <w:bCs/>
                 <w:sz w:val="21"/>
@@ -2041,7 +2041,7 @@
           <w:p>
             <w:pPr>
               <w:rPr>
-                <w:rFonts w:ascii="Arial" w:hAnsi="Arial" w:cs="Arial"/>
+                <w:rFonts w:ascii="Arial" w:hAnsi="Arial" w:cs="Arial" w:eastAsia="Arial"/>
                 <w:sz w:val="21"/>
                 <w:szCs w:val="21"/>
               </w:rPr>
@@ -2049,7 +2049,7 @@
             <w:proofErr w:type="spellStart"/>
             <w:r>
               <w:rPr>
-                <w:rFonts w:ascii="Arial" w:hAnsi="Arial" w:cs="Arial"/>
+                <w:rFonts w:ascii="Arial" w:hAnsi="Arial" w:cs="Arial" w:eastAsia="Arial"/>
                 <w:sz w:val="21"/>
                 <w:szCs w:val="21"/>
               </w:rPr>
@@ -2058,7 +2058,7 @@
             <w:proofErr w:type="spellEnd"/>
             <w:r>
               <w:rPr>
-                <w:rFonts w:ascii="Arial" w:hAnsi="Arial" w:cs="Arial"/>
+                <w:rFonts w:ascii="Arial" w:hAnsi="Arial" w:cs="Arial" w:eastAsia="Arial"/>
                 <w:sz w:val="21"/>
                 <w:szCs w:val="21"/>
               </w:rPr>
@@ -2085,16 +2085,16 @@
             <w:pPr>
               <w:ind w:left="3"/>
               <w:rPr>
-                <w:rFonts w:ascii="Arial" w:hAnsi="Arial" w:cs="Arial"/>
-                <w:b/>
-                <w:bCs/>
-                <w:sz w:val="21"/>
-                <w:szCs w:val="21"/>
-              </w:rPr>
-            </w:pPr>
-            <w:r>
-              <w:rPr>
-                <w:rFonts w:ascii="Arial" w:hAnsi="Arial" w:cs="Arial"/>
+                <w:rFonts w:ascii="Arial" w:hAnsi="Arial" w:cs="Arial" w:eastAsia="Arial"/>
+                <w:b/>
+                <w:bCs/>
+                <w:sz w:val="21"/>
+                <w:szCs w:val="21"/>
+              </w:rPr>
+            </w:pPr>
+            <w:r>
+              <w:rPr>
+                <w:rFonts w:ascii="Arial" w:hAnsi="Arial" w:cs="Arial" w:eastAsia="Arial"/>
                 <w:b/>
                 <w:bCs/>
                 <w:sz w:val="21"/>
@@ -2117,7 +2117,7 @@
           <w:p>
             <w:pPr>
               <w:rPr>
-                <w:rFonts w:ascii="Arial" w:hAnsi="Arial" w:cs="Arial"/>
+                <w:rFonts w:ascii="Arial" w:hAnsi="Arial" w:cs="Arial" w:eastAsia="Arial"/>
                 <w:sz w:val="21"/>
                 <w:szCs w:val="21"/>
               </w:rPr>
@@ -2125,7 +2125,7 @@
             <w:proofErr w:type="spellStart"/>
             <w:r>
               <w:rPr>
-                <w:rFonts w:ascii="Arial" w:hAnsi="Arial" w:cs="Arial"/>
+                <w:rFonts w:ascii="Arial" w:hAnsi="Arial" w:cs="Arial" w:eastAsia="Arial"/>
                 <w:sz w:val="21"/>
                 <w:szCs w:val="21"/>
               </w:rPr>
@@ -2134,7 +2134,7 @@
             <w:proofErr w:type="spellEnd"/>
             <w:r>
               <w:rPr>
-                <w:rFonts w:ascii="Arial" w:hAnsi="Arial" w:cs="Arial"/>
+                <w:rFonts w:ascii="Arial" w:hAnsi="Arial" w:cs="Arial" w:eastAsia="Arial"/>
                 <w:sz w:val="21"/>
                 <w:szCs w:val="21"/>
               </w:rPr>
@@ -2161,16 +2161,16 @@
             <w:pPr>
               <w:ind w:left="3"/>
               <w:rPr>
-                <w:rFonts w:ascii="Arial" w:hAnsi="Arial" w:cs="Arial"/>
-                <w:b/>
-                <w:bCs/>
-                <w:sz w:val="21"/>
-                <w:szCs w:val="21"/>
-              </w:rPr>
-            </w:pPr>
-            <w:r>
-              <w:rPr>
-                <w:rFonts w:ascii="Arial" w:hAnsi="Arial" w:cs="Arial"/>
+                <w:rFonts w:ascii="Arial" w:hAnsi="Arial" w:cs="Arial" w:eastAsia="Arial"/>
+                <w:b/>
+                <w:bCs/>
+                <w:sz w:val="21"/>
+                <w:szCs w:val="21"/>
+              </w:rPr>
+            </w:pPr>
+            <w:r>
+              <w:rPr>
+                <w:rFonts w:ascii="Arial" w:hAnsi="Arial" w:cs="Arial" w:eastAsia="Arial"/>
                 <w:b/>
                 <w:bCs/>
                 <w:sz w:val="21"/>
@@ -2193,7 +2193,7 @@
           <w:p>
             <w:pPr>
               <w:rPr>
-                <w:rFonts w:ascii="Arial" w:hAnsi="Arial" w:cs="Arial"/>
+                <w:rFonts w:ascii="Arial" w:hAnsi="Arial" w:cs="Arial" w:eastAsia="Arial"/>
                 <w:sz w:val="21"/>
                 <w:szCs w:val="21"/>
               </w:rPr>
@@ -2201,7 +2201,7 @@
             <w:proofErr w:type="spellStart"/>
             <w:r>
               <w:rPr>
-                <w:rFonts w:ascii="Arial" w:hAnsi="Arial" w:cs="Arial"/>
+                <w:rFonts w:ascii="Arial" w:hAnsi="Arial" w:cs="Arial" w:eastAsia="Arial"/>
                 <w:sz w:val="21"/>
                 <w:szCs w:val="21"/>
               </w:rPr>
@@ -2210,7 +2210,7 @@
             <w:proofErr w:type="spellEnd"/>
             <w:r>
               <w:rPr>
-                <w:rFonts w:ascii="Arial" w:hAnsi="Arial" w:cs="Arial"/>
+                <w:rFonts w:ascii="Arial" w:hAnsi="Arial" w:cs="Arial" w:eastAsia="Arial"/>
                 <w:sz w:val="21"/>
                 <w:szCs w:val="21"/>
               </w:rPr>
@@ -2219,7 +2219,7 @@
             <w:proofErr w:type="gramStart"/>
             <w:r>
               <w:rPr>
-                <w:rFonts w:ascii="Arial" w:hAnsi="Arial" w:cs="Arial"/>
+                <w:rFonts w:ascii="Arial" w:hAnsi="Arial" w:cs="Arial" w:eastAsia="Arial"/>
                 <w:sz w:val="21"/>
                 <w:szCs w:val="21"/>
               </w:rPr>
@@ -2228,7 +2228,7 @@
             <w:proofErr w:type="gramEnd"/>
             <w:r>
               <w:rPr>
-                <w:rFonts w:ascii="Arial" w:hAnsi="Arial" w:cs="Arial"/>
+                <w:rFonts w:ascii="Arial" w:hAnsi="Arial" w:cs="Arial" w:eastAsia="Arial"/>
                 <w:sz w:val="21"/>
                 <w:szCs w:val="21"/>
               </w:rPr>
@@ -2255,16 +2255,16 @@
             <w:pPr>
               <w:ind w:left="3"/>
               <w:rPr>
-                <w:rFonts w:ascii="Arial" w:hAnsi="Arial" w:cs="Arial"/>
-                <w:b/>
-                <w:bCs/>
-                <w:sz w:val="21"/>
-                <w:szCs w:val="21"/>
-              </w:rPr>
-            </w:pPr>
-            <w:r>
-              <w:rPr>
-                <w:rFonts w:ascii="Arial" w:hAnsi="Arial" w:cs="Arial"/>
+                <w:rFonts w:ascii="Arial" w:hAnsi="Arial" w:cs="Arial" w:eastAsia="Arial"/>
+                <w:b/>
+                <w:bCs/>
+                <w:sz w:val="21"/>
+                <w:szCs w:val="21"/>
+              </w:rPr>
+            </w:pPr>
+            <w:r>
+              <w:rPr>
+                <w:rFonts w:ascii="Arial" w:hAnsi="Arial" w:cs="Arial" w:eastAsia="Arial"/>
                 <w:b/>
                 <w:bCs/>
                 <w:sz w:val="21"/>
@@ -2287,7 +2287,7 @@
           <w:p>
             <w:pPr>
               <w:rPr>
-                <w:rFonts w:ascii="Arial" w:hAnsi="Arial" w:cs="Arial"/>
+                <w:rFonts w:ascii="Arial" w:hAnsi="Arial" w:cs="Arial" w:eastAsia="Arial"/>
                 <w:sz w:val="21"/>
                 <w:szCs w:val="21"/>
               </w:rPr>
@@ -2295,7 +2295,7 @@
             <w:proofErr w:type="spellStart"/>
             <w:r>
               <w:rPr>
-                <w:rFonts w:ascii="Arial" w:hAnsi="Arial" w:cs="Arial"/>
+                <w:rFonts w:ascii="Arial" w:hAnsi="Arial" w:cs="Arial" w:eastAsia="Arial"/>
                 <w:sz w:val="21"/>
                 <w:szCs w:val="21"/>
               </w:rPr>
@@ -2304,7 +2304,7 @@
             <w:proofErr w:type="spellEnd"/>
             <w:r>
               <w:rPr>
-                <w:rFonts w:ascii="Arial" w:hAnsi="Arial" w:cs="Arial"/>
+                <w:rFonts w:ascii="Arial" w:hAnsi="Arial" w:cs="Arial" w:eastAsia="Arial"/>
                 <w:sz w:val="21"/>
                 <w:szCs w:val="21"/>
               </w:rPr>
@@ -2331,16 +2331,16 @@
             <w:pPr>
               <w:ind w:left="3"/>
               <w:rPr>
-                <w:rFonts w:ascii="Arial" w:hAnsi="Arial" w:cs="Arial"/>
-                <w:b/>
-                <w:bCs/>
-                <w:sz w:val="21"/>
-                <w:szCs w:val="21"/>
-              </w:rPr>
-            </w:pPr>
-            <w:r>
-              <w:rPr>
-                <w:rFonts w:ascii="Arial" w:hAnsi="Arial" w:cs="Arial"/>
+                <w:rFonts w:ascii="Arial" w:hAnsi="Arial" w:cs="Arial" w:eastAsia="Arial"/>
+                <w:b/>
+                <w:bCs/>
+                <w:sz w:val="21"/>
+                <w:szCs w:val="21"/>
+              </w:rPr>
+            </w:pPr>
+            <w:r>
+              <w:rPr>
+                <w:rFonts w:ascii="Arial" w:hAnsi="Arial" w:cs="Arial" w:eastAsia="Arial"/>
                 <w:b/>
                 <w:bCs/>
                 <w:sz w:val="21"/>
@@ -2363,14 +2363,14 @@
           <w:p>
             <w:pPr>
               <w:rPr>
-                <w:rFonts w:ascii="Arial" w:hAnsi="Arial" w:cs="Arial"/>
-                <w:sz w:val="21"/>
-                <w:szCs w:val="21"/>
-              </w:rPr>
-            </w:pPr>
-            <w:r>
-              <w:rPr>
-                <w:rFonts w:ascii="Arial" w:hAnsi="Arial" w:cs="Arial"/>
+                <w:rFonts w:ascii="Arial" w:hAnsi="Arial" w:cs="Arial" w:eastAsia="Arial"/>
+                <w:sz w:val="21"/>
+                <w:szCs w:val="21"/>
+              </w:rPr>
+            </w:pPr>
+            <w:r>
+              <w:rPr>
+                <w:rFonts w:ascii="Arial" w:hAnsi="Arial" w:cs="Arial" w:eastAsia="Arial"/>
                 <w:sz w:val="21"/>
                 <w:szCs w:val="21"/>
               </w:rPr>
@@ -2397,16 +2397,16 @@
             <w:pPr>
               <w:ind w:left="3"/>
               <w:rPr>
-                <w:rFonts w:ascii="Arial" w:hAnsi="Arial" w:cs="Arial"/>
-                <w:b/>
-                <w:bCs/>
-                <w:sz w:val="21"/>
-                <w:szCs w:val="21"/>
-              </w:rPr>
-            </w:pPr>
-            <w:r>
-              <w:rPr>
-                <w:rFonts w:ascii="Arial" w:hAnsi="Arial" w:cs="Arial"/>
+                <w:rFonts w:ascii="Arial" w:hAnsi="Arial" w:cs="Arial" w:eastAsia="Arial"/>
+                <w:b/>
+                <w:bCs/>
+                <w:sz w:val="21"/>
+                <w:szCs w:val="21"/>
+              </w:rPr>
+            </w:pPr>
+            <w:r>
+              <w:rPr>
+                <w:rFonts w:ascii="Arial" w:hAnsi="Arial" w:cs="Arial" w:eastAsia="Arial"/>
                 <w:b/>
                 <w:bCs/>
                 <w:sz w:val="21"/>
@@ -2430,14 +2430,14 @@
             <w:pPr>
               <w:spacing w:line="240" w:lineRule="auto"/>
               <w:rPr>
-                <w:rFonts w:ascii="Arial" w:eastAsia="Times New Roman" w:hAnsi="Arial" w:cs="Arial"/>
-                <w:sz w:val="21"/>
-                <w:szCs w:val="21"/>
-              </w:rPr>
-            </w:pPr>
-            <w:r>
-              <w:rPr>
-                <w:rFonts w:ascii="Arial" w:hAnsi="Arial" w:cs="Arial"/>
+                <w:rFonts w:ascii="Arial" w:hAnsi="Arial" w:cs="Arial" w:eastAsia="Arial"/>
+                <w:sz w:val="21"/>
+                <w:szCs w:val="21"/>
+              </w:rPr>
+            </w:pPr>
+            <w:r>
+              <w:rPr>
+                <w:rFonts w:ascii="Arial" w:hAnsi="Arial" w:cs="Arial" w:eastAsia="Arial"/>
                 <w:sz w:val="21"/>
                 <w:szCs w:val="21"/>
               </w:rPr>
@@ -2464,16 +2464,16 @@
             <w:pPr>
               <w:ind w:left="3"/>
               <w:rPr>
-                <w:rFonts w:ascii="Arial" w:hAnsi="Arial" w:cs="Arial"/>
-                <w:b/>
-                <w:bCs/>
-                <w:sz w:val="21"/>
-                <w:szCs w:val="21"/>
-              </w:rPr>
-            </w:pPr>
-            <w:r>
-              <w:rPr>
-                <w:rFonts w:ascii="Arial" w:hAnsi="Arial" w:cs="Arial"/>
+                <w:rFonts w:ascii="Arial" w:hAnsi="Arial" w:cs="Arial" w:eastAsia="Arial"/>
+                <w:b/>
+                <w:bCs/>
+                <w:sz w:val="21"/>
+                <w:szCs w:val="21"/>
+              </w:rPr>
+            </w:pPr>
+            <w:r>
+              <w:rPr>
+                <w:rFonts w:ascii="Arial" w:hAnsi="Arial" w:cs="Arial" w:eastAsia="Arial"/>
                 <w:b/>
                 <w:bCs/>
                 <w:sz w:val="21"/>
@@ -2497,14 +2497,14 @@
             <w:pPr>
               <w:spacing w:line="240" w:lineRule="auto"/>
               <w:rPr>
-                <w:rFonts w:ascii="Arial" w:eastAsia="Times New Roman" w:hAnsi="Arial" w:cs="Arial"/>
-                <w:sz w:val="21"/>
-                <w:szCs w:val="21"/>
-              </w:rPr>
-            </w:pPr>
-            <w:r>
-              <w:rPr>
-                <w:rFonts w:ascii="Arial" w:hAnsi="Arial" w:cs="Arial"/>
+                <w:rFonts w:ascii="Arial" w:hAnsi="Arial" w:cs="Arial" w:eastAsia="Arial"/>
+                <w:sz w:val="21"/>
+                <w:szCs w:val="21"/>
+              </w:rPr>
+            </w:pPr>
+            <w:r>
+              <w:rPr>
+                <w:rFonts w:ascii="Arial" w:hAnsi="Arial" w:cs="Arial" w:eastAsia="Arial"/>
                 <w:sz w:val="21"/>
                 <w:szCs w:val="21"/>
               </w:rPr>
@@ -2514,7 +2514,7 @@
           <w:p>
             <w:pPr>
               <w:rPr>
-                <w:rFonts w:ascii="Arial" w:hAnsi="Arial" w:cs="Arial"/>
+                <w:rFonts w:ascii="Arial" w:hAnsi="Arial" w:cs="Arial" w:eastAsia="Arial"/>
                 <w:sz w:val="21"/>
                 <w:szCs w:val="21"/>
               </w:rPr>
@@ -2540,16 +2540,16 @@
             <w:pPr>
               <w:ind w:left="3"/>
               <w:rPr>
-                <w:rFonts w:ascii="Arial" w:hAnsi="Arial" w:cs="Arial"/>
-                <w:b/>
-                <w:bCs/>
-                <w:sz w:val="21"/>
-                <w:szCs w:val="21"/>
-              </w:rPr>
-            </w:pPr>
-            <w:r>
-              <w:rPr>
-                <w:rFonts w:ascii="Arial" w:hAnsi="Arial" w:cs="Arial"/>
+                <w:rFonts w:ascii="Arial" w:hAnsi="Arial" w:cs="Arial" w:eastAsia="Arial"/>
+                <w:b/>
+                <w:bCs/>
+                <w:sz w:val="21"/>
+                <w:szCs w:val="21"/>
+              </w:rPr>
+            </w:pPr>
+            <w:r>
+              <w:rPr>
+                <w:rFonts w:ascii="Arial" w:hAnsi="Arial" w:cs="Arial" w:eastAsia="Arial"/>
                 <w:b/>
                 <w:bCs/>
                 <w:sz w:val="21"/>
@@ -2573,14 +2573,14 @@
             <w:pPr>
               <w:spacing w:line="240" w:lineRule="auto"/>
               <w:rPr>
-                <w:rFonts w:ascii="Arial" w:hAnsi="Arial" w:cs="Arial"/>
-                <w:sz w:val="21"/>
-                <w:szCs w:val="21"/>
-              </w:rPr>
-            </w:pPr>
-            <w:r>
-              <w:rPr>
-                <w:rFonts w:ascii="Arial" w:hAnsi="Arial" w:cs="Arial"/>
+                <w:rFonts w:ascii="Arial" w:hAnsi="Arial" w:cs="Arial" w:eastAsia="Arial"/>
+                <w:sz w:val="21"/>
+                <w:szCs w:val="21"/>
+              </w:rPr>
+            </w:pPr>
+            <w:r>
+              <w:rPr>
+                <w:rFonts w:ascii="Arial" w:hAnsi="Arial" w:cs="Arial" w:eastAsia="Arial"/>
                 <w:sz w:val="21"/>
                 <w:szCs w:val="21"/>
               </w:rPr>
@@ -2606,16 +2606,16 @@
           <w:p>
             <w:pPr>
               <w:rPr>
-                <w:rFonts w:ascii="Arial" w:hAnsi="Arial" w:cs="Arial"/>
-                <w:b/>
-                <w:bCs/>
-                <w:sz w:val="21"/>
-                <w:szCs w:val="21"/>
-              </w:rPr>
-            </w:pPr>
-            <w:r>
-              <w:rPr>
-                <w:rFonts w:ascii="Arial" w:hAnsi="Arial" w:cs="Arial"/>
+                <w:rFonts w:ascii="Arial" w:hAnsi="Arial" w:cs="Arial" w:eastAsia="Arial"/>
+                <w:b/>
+                <w:bCs/>
+                <w:sz w:val="21"/>
+                <w:szCs w:val="21"/>
+              </w:rPr>
+            </w:pPr>
+            <w:r>
+              <w:rPr>
+                <w:rFonts w:ascii="Arial" w:hAnsi="Arial" w:cs="Arial" w:eastAsia="Arial"/>
                 <w:b/>
                 <w:bCs/>
                 <w:sz w:val="21"/>
@@ -2639,14 +2639,14 @@
             <w:pPr>
               <w:spacing w:line="240" w:lineRule="auto"/>
               <w:rPr>
-                <w:rFonts w:ascii="Arial" w:hAnsi="Arial" w:cs="Arial"/>
-                <w:sz w:val="21"/>
-                <w:szCs w:val="21"/>
-              </w:rPr>
-            </w:pPr>
-            <w:r>
-              <w:rPr>
-                <w:rFonts w:ascii="Arial" w:hAnsi="Arial" w:cs="Arial"/>
+                <w:rFonts w:ascii="Arial" w:hAnsi="Arial" w:cs="Arial" w:eastAsia="Arial"/>
+                <w:sz w:val="21"/>
+                <w:szCs w:val="21"/>
+              </w:rPr>
+            </w:pPr>
+            <w:r>
+              <w:rPr>
+                <w:rFonts w:ascii="Arial" w:hAnsi="Arial" w:cs="Arial" w:eastAsia="Arial"/>
                 <w:sz w:val="21"/>
                 <w:szCs w:val="21"/>
               </w:rPr>
@@ -2673,16 +2673,16 @@
             <w:pPr>
               <w:ind w:left="3"/>
               <w:rPr>
-                <w:rFonts w:ascii="Arial" w:hAnsi="Arial" w:cs="Arial"/>
-                <w:b/>
-                <w:bCs/>
-                <w:sz w:val="21"/>
-                <w:szCs w:val="21"/>
-              </w:rPr>
-            </w:pPr>
-            <w:r>
-              <w:rPr>
-                <w:rFonts w:ascii="Arial" w:hAnsi="Arial" w:cs="Arial"/>
+                <w:rFonts w:ascii="Arial" w:hAnsi="Arial" w:cs="Arial" w:eastAsia="Arial"/>
+                <w:b/>
+                <w:bCs/>
+                <w:sz w:val="21"/>
+                <w:szCs w:val="21"/>
+              </w:rPr>
+            </w:pPr>
+            <w:r>
+              <w:rPr>
+                <w:rFonts w:ascii="Arial" w:hAnsi="Arial" w:cs="Arial" w:eastAsia="Arial"/>
                 <w:b/>
                 <w:bCs/>
                 <w:sz w:val="21"/>
@@ -2706,14 +2706,14 @@
             <w:pPr>
               <w:spacing w:line="240" w:lineRule="auto"/>
               <w:rPr>
-                <w:rFonts w:ascii="Arial" w:hAnsi="Arial" w:cs="Arial"/>
-                <w:sz w:val="21"/>
-                <w:szCs w:val="21"/>
-              </w:rPr>
-            </w:pPr>
-            <w:r>
-              <w:rPr>
-                <w:rFonts w:ascii="Arial" w:hAnsi="Arial" w:cs="Arial"/>
+                <w:rFonts w:ascii="Arial" w:hAnsi="Arial" w:cs="Arial" w:eastAsia="Arial"/>
+                <w:sz w:val="21"/>
+                <w:szCs w:val="21"/>
+              </w:rPr>
+            </w:pPr>
+            <w:r>
+              <w:rPr>
+                <w:rFonts w:ascii="Arial" w:hAnsi="Arial" w:cs="Arial" w:eastAsia="Arial"/>
                 <w:sz w:val="21"/>
                 <w:szCs w:val="21"/>
               </w:rPr>
@@ -2721,7 +2721,7 @@
             </w:r>
             <w:r>
               <w:rPr>
-                <w:rFonts w:ascii="Arial" w:hAnsi="Arial" w:cs="Arial"/>
+                <w:rFonts w:ascii="Arial" w:hAnsi="Arial" w:cs="Arial" w:eastAsia="Arial"/>
                 <w:sz w:val="21"/>
                 <w:szCs w:val="21"/>
               </w:rPr>
@@ -2748,16 +2748,16 @@
             <w:pPr>
               <w:ind w:left="3"/>
               <w:rPr>
-                <w:rFonts w:ascii="Arial" w:hAnsi="Arial" w:cs="Arial"/>
-                <w:b/>
-                <w:bCs/>
-                <w:sz w:val="21"/>
-                <w:szCs w:val="21"/>
-              </w:rPr>
-            </w:pPr>
-            <w:r>
-              <w:rPr>
-                <w:rFonts w:ascii="Arial" w:hAnsi="Arial" w:cs="Arial"/>
+                <w:rFonts w:ascii="Arial" w:hAnsi="Arial" w:cs="Arial" w:eastAsia="Arial"/>
+                <w:b/>
+                <w:bCs/>
+                <w:sz w:val="21"/>
+                <w:szCs w:val="21"/>
+              </w:rPr>
+            </w:pPr>
+            <w:r>
+              <w:rPr>
+                <w:rFonts w:ascii="Arial" w:hAnsi="Arial" w:cs="Arial" w:eastAsia="Arial"/>
                 <w:b/>
                 <w:bCs/>
                 <w:sz w:val="21"/>
@@ -2782,14 +2782,14 @@
             <w:pPr>
               <w:spacing w:line="240" w:lineRule="auto"/>
               <w:rPr>
-                <w:rFonts w:ascii="Arial" w:hAnsi="Arial" w:cs="Arial"/>
-                <w:sz w:val="21"/>
-                <w:szCs w:val="21"/>
-              </w:rPr>
-            </w:pPr>
-            <w:r>
-              <w:rPr>
-                <w:rFonts w:ascii="Arial" w:hAnsi="Arial" w:cs="Arial"/>
+                <w:rFonts w:ascii="Arial" w:hAnsi="Arial" w:cs="Arial" w:eastAsia="Arial"/>
+                <w:sz w:val="21"/>
+                <w:szCs w:val="21"/>
+              </w:rPr>
+            </w:pPr>
+            <w:r>
+              <w:rPr>
+                <w:rFonts w:ascii="Arial" w:hAnsi="Arial" w:cs="Arial" w:eastAsia="Arial"/>
                 <w:sz w:val="21"/>
                 <w:szCs w:val="21"/>
               </w:rPr>
@@ -2817,10 +2817,10 @@
   <w:docDefaults>
     <w:rPrDefault>
       <w:rPr>
-        <w:rFonts w:asciiTheme="minorHAnsi" w:eastAsiaTheme="minorHAnsi" w:hAnsiTheme="minorHAnsi" w:cstheme="minorBidi"/>
+        <w:rFonts w:ascii="Arial" w:hAnsi="Arial" w:cs="Arial" w:eastAsia="Arial"/>
         <w:kern w:val="2"/>
-        <w:sz w:val="24"/>
-        <w:szCs w:val="24"/>
+        <w:sz w:val="21"/>
+        <w:szCs w:val="21"/>
         <w:lang w:val="en-IN" w:eastAsia="en-US" w:bidi="ar-SA"/>
         <w14:ligatures w14:val="standardContextual"/>
       </w:rPr>
@@ -3217,9 +3217,9 @@
       <w:spacing w:line="259" w:lineRule="auto"/>
     </w:pPr>
     <w:rPr>
-      <w:rFonts w:ascii="Calibri" w:eastAsia="Calibri" w:hAnsi="Calibri" w:cs="Calibri"/>
+      <w:rFonts w:ascii="Arial" w:hAnsi="Arial" w:cs="Arial" w:eastAsia="Arial"/>
       <w:color w:val="000000"/>
-      <w:sz w:val="22"/>
+      <w:sz w:val="21"/>
       <w:lang w:eastAsia="en-IN"/>
     </w:rPr>
   </w:style>
@@ -3238,10 +3238,10 @@
       <w:outlineLvl w:val="0"/>
     </w:pPr>
     <w:rPr>
-      <w:rFonts w:asciiTheme="majorHAnsi" w:eastAsiaTheme="majorEastAsia" w:hAnsiTheme="majorHAnsi" w:cstheme="majorBidi"/>
+      <w:rFonts w:ascii="Arial" w:hAnsi="Arial" w:cs="Arial" w:eastAsia="Arial"/>
       <w:color w:val="0F4761" w:themeColor="accent1" w:themeShade="BF"/>
-      <w:sz w:val="40"/>
-      <w:szCs w:val="40"/>
+      <w:sz w:val="21"/>
+      <w:szCs w:val="21"/>
       <w:lang w:eastAsia="en-US"/>
     </w:rPr>
   </w:style>
@@ -3262,10 +3262,10 @@
       <w:outlineLvl w:val="1"/>
     </w:pPr>
     <w:rPr>
-      <w:rFonts w:asciiTheme="majorHAnsi" w:eastAsiaTheme="majorEastAsia" w:hAnsiTheme="majorHAnsi" w:cstheme="majorBidi"/>
+      <w:rFonts w:ascii="Arial" w:hAnsi="Arial" w:cs="Arial" w:eastAsia="Arial"/>
       <w:color w:val="0F4761" w:themeColor="accent1" w:themeShade="BF"/>
-      <w:sz w:val="32"/>
-      <w:szCs w:val="32"/>
+      <w:sz w:val="21"/>
+      <w:szCs w:val="21"/>
       <w:lang w:eastAsia="en-US"/>
     </w:rPr>
   </w:style>
@@ -3286,10 +3286,10 @@
       <w:outlineLvl w:val="2"/>
     </w:pPr>
     <w:rPr>
-      <w:rFonts w:asciiTheme="minorHAnsi" w:eastAsiaTheme="majorEastAsia" w:hAnsiTheme="minorHAnsi" w:cstheme="majorBidi"/>
+      <w:rFonts w:ascii="Arial" w:hAnsi="Arial" w:cs="Arial" w:eastAsia="Arial"/>
       <w:color w:val="0F4761" w:themeColor="accent1" w:themeShade="BF"/>
-      <w:sz w:val="28"/>
-      <w:szCs w:val="28"/>
+      <w:sz w:val="21"/>
+      <w:szCs w:val="21"/>
       <w:lang w:eastAsia="en-US"/>
     </w:rPr>
   </w:style>
@@ -3310,11 +3310,11 @@
       <w:outlineLvl w:val="3"/>
     </w:pPr>
     <w:rPr>
-      <w:rFonts w:asciiTheme="minorHAnsi" w:eastAsiaTheme="majorEastAsia" w:hAnsiTheme="minorHAnsi" w:cstheme="majorBidi"/>
+      <w:rFonts w:ascii="Arial" w:hAnsi="Arial" w:cs="Arial" w:eastAsia="Arial"/>
       <w:i/>
       <w:iCs/>
       <w:color w:val="0F4761" w:themeColor="accent1" w:themeShade="BF"/>
-      <w:sz w:val="24"/>
+      <w:sz w:val="21"/>
       <w:lang w:eastAsia="en-US"/>
     </w:rPr>
   </w:style>
@@ -3335,9 +3335,9 @@
       <w:outlineLvl w:val="4"/>
     </w:pPr>
     <w:rPr>
-      <w:rFonts w:asciiTheme="minorHAnsi" w:eastAsiaTheme="majorEastAsia" w:hAnsiTheme="minorHAnsi" w:cstheme="majorBidi"/>
+      <w:rFonts w:ascii="Arial" w:hAnsi="Arial" w:cs="Arial" w:eastAsia="Arial"/>
       <w:color w:val="0F4761" w:themeColor="accent1" w:themeShade="BF"/>
-      <w:sz w:val="24"/>
+      <w:sz w:val="21"/>
       <w:lang w:eastAsia="en-US"/>
     </w:rPr>
   </w:style>
@@ -3358,11 +3358,11 @@
       <w:outlineLvl w:val="5"/>
     </w:pPr>
     <w:rPr>
-      <w:rFonts w:asciiTheme="minorHAnsi" w:eastAsiaTheme="majorEastAsia" w:hAnsiTheme="minorHAnsi" w:cstheme="majorBidi"/>
+      <w:rFonts w:ascii="Arial" w:hAnsi="Arial" w:cs="Arial" w:eastAsia="Arial"/>
       <w:i/>
       <w:iCs/>
       <w:color w:val="595959" w:themeColor="text1" w:themeTint="A6"/>
-      <w:sz w:val="24"/>
+      <w:sz w:val="21"/>
       <w:lang w:eastAsia="en-US"/>
     </w:rPr>
   </w:style>
@@ -3383,9 +3383,9 @@
       <w:outlineLvl w:val="6"/>
     </w:pPr>
     <w:rPr>
-      <w:rFonts w:asciiTheme="minorHAnsi" w:eastAsiaTheme="majorEastAsia" w:hAnsiTheme="minorHAnsi" w:cstheme="majorBidi"/>
+      <w:rFonts w:ascii="Arial" w:hAnsi="Arial" w:cs="Arial" w:eastAsia="Arial"/>
       <w:color w:val="595959" w:themeColor="text1" w:themeTint="A6"/>
-      <w:sz w:val="24"/>
+      <w:sz w:val="21"/>
       <w:lang w:eastAsia="en-US"/>
     </w:rPr>
   </w:style>
@@ -3406,11 +3406,11 @@
       <w:outlineLvl w:val="7"/>
     </w:pPr>
     <w:rPr>
-      <w:rFonts w:asciiTheme="minorHAnsi" w:eastAsiaTheme="majorEastAsia" w:hAnsiTheme="minorHAnsi" w:cstheme="majorBidi"/>
+      <w:rFonts w:ascii="Arial" w:hAnsi="Arial" w:cs="Arial" w:eastAsia="Arial"/>
       <w:i/>
       <w:iCs/>
       <w:color w:val="272727" w:themeColor="text1" w:themeTint="D8"/>
-      <w:sz w:val="24"/>
+      <w:sz w:val="21"/>
       <w:lang w:eastAsia="en-US"/>
     </w:rPr>
   </w:style>
@@ -3431,9 +3431,9 @@
       <w:outlineLvl w:val="8"/>
     </w:pPr>
     <w:rPr>
-      <w:rFonts w:asciiTheme="minorHAnsi" w:eastAsiaTheme="majorEastAsia" w:hAnsiTheme="minorHAnsi" w:cstheme="majorBidi"/>
+      <w:rFonts w:ascii="Arial" w:hAnsi="Arial" w:cs="Arial" w:eastAsia="Arial"/>
       <w:color w:val="272727" w:themeColor="text1" w:themeTint="D8"/>
-      <w:sz w:val="24"/>
+      <w:sz w:val="21"/>
       <w:lang w:eastAsia="en-US"/>
     </w:rPr>
   </w:style>
@@ -3471,10 +3471,10 @@
     <w:uiPriority w:val="9"/>
     <w:rsid w:val="00C44E90"/>
     <w:rPr>
-      <w:rFonts w:asciiTheme="majorHAnsi" w:eastAsiaTheme="majorEastAsia" w:hAnsiTheme="majorHAnsi" w:cstheme="majorBidi"/>
+      <w:rFonts w:ascii="Arial" w:hAnsi="Arial" w:cs="Arial" w:eastAsia="Arial"/>
       <w:color w:val="0F4761" w:themeColor="accent1" w:themeShade="BF"/>
-      <w:sz w:val="40"/>
-      <w:szCs w:val="40"/>
+      <w:sz w:val="21"/>
+      <w:szCs w:val="21"/>
     </w:rPr>
   </w:style>
   <w:style w:type="character" w:customStyle="1" w:styleId="Heading2Char">
@@ -3485,10 +3485,10 @@
     <w:semiHidden/>
     <w:rsid w:val="00C44E90"/>
     <w:rPr>
-      <w:rFonts w:asciiTheme="majorHAnsi" w:eastAsiaTheme="majorEastAsia" w:hAnsiTheme="majorHAnsi" w:cstheme="majorBidi"/>
+      <w:rFonts w:ascii="Arial" w:hAnsi="Arial" w:cs="Arial" w:eastAsia="Arial"/>
       <w:color w:val="0F4761" w:themeColor="accent1" w:themeShade="BF"/>
-      <w:sz w:val="32"/>
-      <w:szCs w:val="32"/>
+      <w:sz w:val="21"/>
+      <w:szCs w:val="21"/>
     </w:rPr>
   </w:style>
   <w:style w:type="character" w:customStyle="1" w:styleId="Heading3Char">
@@ -3499,10 +3499,10 @@
     <w:semiHidden/>
     <w:rsid w:val="00C44E90"/>
     <w:rPr>
-      <w:rFonts w:eastAsiaTheme="majorEastAsia" w:cstheme="majorBidi"/>
+      <w:rFonts w:ascii="Arial" w:hAnsi="Arial" w:cs="Arial" w:eastAsia="Arial"/>
       <w:color w:val="0F4761" w:themeColor="accent1" w:themeShade="BF"/>
-      <w:sz w:val="28"/>
-      <w:szCs w:val="28"/>
+      <w:sz w:val="21"/>
+      <w:szCs w:val="21"/>
     </w:rPr>
   </w:style>
   <w:style w:type="character" w:customStyle="1" w:styleId="Heading4Char">
@@ -3513,7 +3513,7 @@
     <w:semiHidden/>
     <w:rsid w:val="00C44E90"/>
     <w:rPr>
-      <w:rFonts w:eastAsiaTheme="majorEastAsia" w:cstheme="majorBidi"/>
+      <w:rFonts w:ascii="Arial" w:hAnsi="Arial" w:cs="Arial" w:eastAsia="Arial"/>
       <w:i/>
       <w:iCs/>
       <w:color w:val="0F4761" w:themeColor="accent1" w:themeShade="BF"/>
@@ -3527,7 +3527,7 @@
     <w:semiHidden/>
     <w:rsid w:val="00C44E90"/>
     <w:rPr>
-      <w:rFonts w:eastAsiaTheme="majorEastAsia" w:cstheme="majorBidi"/>
+      <w:rFonts w:ascii="Arial" w:hAnsi="Arial" w:cs="Arial" w:eastAsia="Arial"/>
       <w:color w:val="0F4761" w:themeColor="accent1" w:themeShade="BF"/>
     </w:rPr>
   </w:style>
@@ -3539,7 +3539,7 @@
     <w:semiHidden/>
     <w:rsid w:val="00C44E90"/>
     <w:rPr>
-      <w:rFonts w:eastAsiaTheme="majorEastAsia" w:cstheme="majorBidi"/>
+      <w:rFonts w:ascii="Arial" w:hAnsi="Arial" w:cs="Arial" w:eastAsia="Arial"/>
       <w:i/>
       <w:iCs/>
       <w:color w:val="595959" w:themeColor="text1" w:themeTint="A6"/>
@@ -3553,7 +3553,7 @@
     <w:semiHidden/>
     <w:rsid w:val="00C44E90"/>
     <w:rPr>
-      <w:rFonts w:eastAsiaTheme="majorEastAsia" w:cstheme="majorBidi"/>
+      <w:rFonts w:ascii="Arial" w:hAnsi="Arial" w:cs="Arial" w:eastAsia="Arial"/>
       <w:color w:val="595959" w:themeColor="text1" w:themeTint="A6"/>
     </w:rPr>
   </w:style>
@@ -3565,7 +3565,7 @@
     <w:semiHidden/>
     <w:rsid w:val="00C44E90"/>
     <w:rPr>
-      <w:rFonts w:eastAsiaTheme="majorEastAsia" w:cstheme="majorBidi"/>
+      <w:rFonts w:ascii="Arial" w:hAnsi="Arial" w:cs="Arial" w:eastAsia="Arial"/>
       <w:i/>
       <w:iCs/>
       <w:color w:val="272727" w:themeColor="text1" w:themeTint="D8"/>
@@ -3579,7 +3579,7 @@
     <w:semiHidden/>
     <w:rsid w:val="00C44E90"/>
     <w:rPr>
-      <w:rFonts w:eastAsiaTheme="majorEastAsia" w:cstheme="majorBidi"/>
+      <w:rFonts w:ascii="Arial" w:hAnsi="Arial" w:cs="Arial" w:eastAsia="Arial"/>
       <w:color w:val="272727" w:themeColor="text1" w:themeTint="D8"/>
     </w:rPr>
   </w:style>
@@ -3596,12 +3596,12 @@
       <w:contextualSpacing/>
     </w:pPr>
     <w:rPr>
-      <w:rFonts w:asciiTheme="majorHAnsi" w:eastAsiaTheme="majorEastAsia" w:hAnsiTheme="majorHAnsi" w:cstheme="majorBidi"/>
+      <w:rFonts w:ascii="Arial" w:hAnsi="Arial" w:cs="Arial" w:eastAsia="Arial"/>
       <w:color w:val="auto"/>
       <w:spacing w:val="-10"/>
       <w:kern w:val="28"/>
-      <w:sz w:val="56"/>
-      <w:szCs w:val="56"/>
+      <w:sz w:val="21"/>
+      <w:szCs w:val="21"/>
       <w:lang w:eastAsia="en-US"/>
     </w:rPr>
   </w:style>
@@ -3612,11 +3612,11 @@
     <w:uiPriority w:val="10"/>
     <w:rsid w:val="00C44E90"/>
     <w:rPr>
-      <w:rFonts w:asciiTheme="majorHAnsi" w:eastAsiaTheme="majorEastAsia" w:hAnsiTheme="majorHAnsi" w:cstheme="majorBidi"/>
+      <w:rFonts w:ascii="Arial" w:hAnsi="Arial" w:cs="Arial" w:eastAsia="Arial"/>
       <w:spacing w:val="-10"/>
       <w:kern w:val="28"/>
-      <w:sz w:val="56"/>
-      <w:szCs w:val="56"/>
+      <w:sz w:val="21"/>
+      <w:szCs w:val="21"/>
     </w:rPr>
   </w:style>
   <w:style w:type="paragraph" w:styleId="Subtitle">
@@ -3634,11 +3634,11 @@
       <w:spacing w:line="278" w:lineRule="auto"/>
     </w:pPr>
     <w:rPr>
-      <w:rFonts w:asciiTheme="minorHAnsi" w:eastAsiaTheme="majorEastAsia" w:hAnsiTheme="minorHAnsi" w:cstheme="majorBidi"/>
+      <w:rFonts w:ascii="Arial" w:hAnsi="Arial" w:cs="Arial" w:eastAsia="Arial"/>
       <w:color w:val="595959" w:themeColor="text1" w:themeTint="A6"/>
       <w:spacing w:val="15"/>
-      <w:sz w:val="28"/>
-      <w:szCs w:val="28"/>
+      <w:sz w:val="21"/>
+      <w:szCs w:val="21"/>
       <w:lang w:eastAsia="en-US"/>
     </w:rPr>
   </w:style>
@@ -3649,11 +3649,11 @@
     <w:uiPriority w:val="11"/>
     <w:rsid w:val="00C44E90"/>
     <w:rPr>
-      <w:rFonts w:eastAsiaTheme="majorEastAsia" w:cstheme="majorBidi"/>
+      <w:rFonts w:ascii="Arial" w:hAnsi="Arial" w:cs="Arial" w:eastAsia="Arial"/>
       <w:color w:val="595959" w:themeColor="text1" w:themeTint="A6"/>
       <w:spacing w:val="15"/>
-      <w:sz w:val="28"/>
-      <w:szCs w:val="28"/>
+      <w:sz w:val="21"/>
+      <w:szCs w:val="21"/>
     </w:rPr>
   </w:style>
   <w:style w:type="paragraph" w:styleId="Quote">
@@ -3669,11 +3669,11 @@
       <w:jc w:val="center"/>
     </w:pPr>
     <w:rPr>
-      <w:rFonts w:asciiTheme="minorHAnsi" w:eastAsiaTheme="minorHAnsi" w:hAnsiTheme="minorHAnsi" w:cstheme="minorBidi"/>
+      <w:rFonts w:ascii="Arial" w:hAnsi="Arial" w:cs="Arial" w:eastAsia="Arial"/>
       <w:i/>
       <w:iCs/>
       <w:color w:val="404040" w:themeColor="text1" w:themeTint="BF"/>
-      <w:sz w:val="24"/>
+      <w:sz w:val="21"/>
       <w:lang w:eastAsia="en-US"/>
     </w:rPr>
   </w:style>
@@ -3701,9 +3701,9 @@
       <w:contextualSpacing/>
     </w:pPr>
     <w:rPr>
-      <w:rFonts w:asciiTheme="minorHAnsi" w:eastAsiaTheme="minorHAnsi" w:hAnsiTheme="minorHAnsi" w:cstheme="minorBidi"/>
+      <w:rFonts w:ascii="Arial" w:hAnsi="Arial" w:cs="Arial" w:eastAsia="Arial"/>
       <w:color w:val="auto"/>
-      <w:sz w:val="24"/>
+      <w:sz w:val="21"/>
       <w:lang w:eastAsia="en-US"/>
     </w:rPr>
   </w:style>
@@ -3737,11 +3737,11 @@
       <w:jc w:val="center"/>
     </w:pPr>
     <w:rPr>
-      <w:rFonts w:asciiTheme="minorHAnsi" w:eastAsiaTheme="minorHAnsi" w:hAnsiTheme="minorHAnsi" w:cstheme="minorBidi"/>
+      <w:rFonts w:ascii="Arial" w:hAnsi="Arial" w:cs="Arial" w:eastAsia="Arial"/>
       <w:i/>
       <w:iCs/>
       <w:color w:val="0F4761" w:themeColor="accent1" w:themeShade="BF"/>
-      <w:sz w:val="24"/>
+      <w:sz w:val="21"/>
       <w:lang w:eastAsia="en-US"/>
     </w:rPr>
   </w:style>
@@ -3778,7 +3778,7 @@
       <w:spacing w:after="0" w:line="240" w:lineRule="auto"/>
     </w:pPr>
     <w:rPr>
-      <w:rFonts w:eastAsiaTheme="minorEastAsia"/>
+      <w:rFonts w:ascii="Arial" w:hAnsi="Arial" w:cs="Arial" w:eastAsia="Arial"/>
       <w:lang w:eastAsia="en-IN"/>
     </w:rPr>
     <w:tblPr>
